--- a/docs/deployment/NWRMP-Deployment-Rocky-Linux.docx
+++ b/docs/deployment/NWRMP-Deployment-Rocky-Linux.docx
@@ -397,7 +397,7 @@
                 <w:sz w:val="18"/>
                 <w:szCs w:val="18"/>
               </w:rPr>
-              <w:t xml:space="preserve">1.1 — 19 October 2026</w:t>
+              <w:t xml:space="preserve">1.2 — 20 October 2026</w:t>
             </w:r>
           </w:p>
         </w:tc>
@@ -853,7 +853,7 @@
             <w:sz w:val="20"/>
             <w:szCs w:val="20"/>
           </w:rPr>
-          <w:t xml:space="preserve">9.4 Operations</w:t>
+          <w:t xml:space="preserve">9.4 Water quality laboratory (PC)</w:t>
         </w:r>
       </w:hyperlink>
     </w:p>
@@ -871,7 +871,43 @@
             <w:sz w:val="20"/>
             <w:szCs w:val="20"/>
           </w:rPr>
-          <w:t xml:space="preserve">9.5 Sign-off</w:t>
+          <w:t xml:space="preserve">9.5 Maintenance (PC; reporting also works on a phone)</w:t>
+        </w:r>
+      </w:hyperlink>
+    </w:p>
+    <w:p>
+      <w:pPr>
+        <w:spacing w:after="20" w:before="0"/>
+        <w:ind w:left="480"/>
+      </w:pPr>
+      <w:hyperlink w:history="1" w:anchor="sec_9_6">
+        <w:r>
+          <w:rPr>
+            <w:b w:val="false"/>
+            <w:bCs w:val="false"/>
+            <w:color w:val="1F2933"/>
+            <w:sz w:val="20"/>
+            <w:szCs w:val="20"/>
+          </w:rPr>
+          <w:t xml:space="preserve">9.6 Operations</w:t>
+        </w:r>
+      </w:hyperlink>
+    </w:p>
+    <w:p>
+      <w:pPr>
+        <w:spacing w:after="20" w:before="0"/>
+        <w:ind w:left="480"/>
+      </w:pPr>
+      <w:hyperlink w:history="1" w:anchor="sec_9_7">
+        <w:r>
+          <w:rPr>
+            <w:b w:val="false"/>
+            <w:bCs w:val="false"/>
+            <w:color w:val="1F2933"/>
+            <w:sz w:val="20"/>
+            <w:szCs w:val="20"/>
+          </w:rPr>
+          <w:t xml:space="preserve">9.7 Sign-off</w:t>
         </w:r>
       </w:hyperlink>
     </w:p>
@@ -3962,7 +3998,7 @@
                 <w:sz w:val="17"/>
                 <w:szCs w:val="17"/>
               </w:rPr>
-              <w:t xml:space="preserve">       # note the commit for the test record (§9.5)</w:t>
+              <w:t xml:space="preserve">       # note the commit for the test record (§9.7)</w:t>
             </w:r>
           </w:p>
           <w:p>
@@ -7434,6 +7470,40 @@
           <w:sz w:val="21"/>
           <w:szCs w:val="21"/>
         </w:rPr>
+        <w:t xml:space="preserve">, </w:t>
+      </w:r>
+      <w:r>
+        <w:rPr>
+          <w:rFonts w:ascii="Consolas" w:cs="Consolas" w:eastAsia="Consolas" w:hAnsi="Consolas"/>
+          <w:color w:val="0A4520"/>
+          <w:sz w:val="19"/>
+          <w:szCs w:val="19"/>
+          <w:shd w:fill="EEF2EF" w:color="auto" w:val="clear"/>
+        </w:rPr>
+        <w:t xml:space="preserve">lab@nwrmp.test</w:t>
+      </w:r>
+      <w:r>
+        <w:rPr>
+          <w:sz w:val="21"/>
+          <w:szCs w:val="21"/>
+        </w:rPr>
+        <w:t xml:space="preserve">, </w:t>
+      </w:r>
+      <w:r>
+        <w:rPr>
+          <w:rFonts w:ascii="Consolas" w:cs="Consolas" w:eastAsia="Consolas" w:hAnsi="Consolas"/>
+          <w:color w:val="0A4520"/>
+          <w:sz w:val="19"/>
+          <w:szCs w:val="19"/>
+          <w:shd w:fill="EEF2EF" w:color="auto" w:val="clear"/>
+        </w:rPr>
+        <w:t xml:space="preserve">maintenance@nwrmp.test</w:t>
+      </w:r>
+      <w:r>
+        <w:rPr>
+          <w:sz w:val="21"/>
+          <w:szCs w:val="21"/>
+        </w:rPr>
         <w:t xml:space="preserve">, …) with one shared password, printed once:</w:t>
       </w:r>
     </w:p>
@@ -7525,7 +7595,7 @@
           <w:sz w:val="21"/>
           <w:szCs w:val="21"/>
         </w:rPr>
-        <w:t xml:space="preserve">Record each result in the sign-off table (§9.5). Use a PC with Chrome or Edge and an Android phone with Chrome, both prepared as in §6.3. The tests use the demo accounts (§8.4) and the sample data (§8.3).</w:t>
+        <w:t xml:space="preserve">Record each result in the sign-off table (§9.7). Use a PC with Chrome or Edge and an Android phone with Chrome, both prepared as in §6.3. The tests use the demo accounts (§8.4) and the sample data (§8.3).</w:t>
       </w:r>
     </w:p>
     <w:p>
@@ -7688,7 +7758,7 @@
           <w:sz w:val="21"/>
           <w:szCs w:val="21"/>
         </w:rPr>
-        <w:t xml:space="preserve"> — 24 checks on HTTPS; on HTTP the two HTTPS-only checks show SKIP. With HTTPS on a server whose HTTP port is not 80, run it as </w:t>
+        <w:t xml:space="preserve"> — 26 checks on HTTPS; on HTTP the two HTTPS-only checks show SKIP. With HTTPS on a server whose HTTP port is not 80, run it as </w:t>
       </w:r>
       <w:r>
         <w:rPr>
@@ -10618,9 +10688,1582 @@
       </w:pPr>
       <w:bookmarkStart w:name="sec_9_4" w:id="21"/>
       <w:r>
-        <w:t xml:space="preserve">9.4 Operations</w:t>
+        <w:t xml:space="preserve">9.4 Water quality laboratory (PC)</w:t>
       </w:r>
       <w:bookmarkEnd w:id="21"/>
+    </w:p>
+    <w:tbl>
+      <w:tblPr>
+        <w:tblW w:type="dxa" w:w="9746"/>
+        <w:tblBorders>
+          <w:top w:val="single" w:color="C9D3CD" w:sz="4"/>
+          <w:left w:val="single" w:color="C9D3CD" w:sz="4"/>
+          <w:bottom w:val="single" w:color="C9D3CD" w:sz="4"/>
+          <w:right w:val="single" w:color="C9D3CD" w:sz="4"/>
+          <w:insideH w:val="single" w:color="C9D3CD" w:sz="4"/>
+          <w:insideV w:val="single" w:color="C9D3CD" w:sz="4"/>
+        </w:tblBorders>
+        <w:tblCellMar>
+          <w:top w:type="dxa" w:w="50"/>
+          <w:left w:type="dxa" w:w="100"/>
+          <w:bottom w:type="dxa" w:w="50"/>
+          <w:right w:type="dxa" w:w="100"/>
+        </w:tblCellMar>
+      </w:tblPr>
+      <w:tblGrid>
+        <w:gridCol w:w="681"/>
+        <w:gridCol w:w="827"/>
+        <w:gridCol w:w="3610"/>
+        <w:gridCol w:w="4628"/>
+      </w:tblGrid>
+      <w:tr>
+        <w:trPr>
+          <w:cantSplit/>
+          <w:tblHeader/>
+        </w:trPr>
+        <w:tc>
+          <w:tcPr>
+            <w:tcW w:type="dxa" w:w="681"/>
+            <w:shd w:fill="0B8034" w:color="auto" w:val="clear"/>
+            <w:vAlign w:val="center"/>
+          </w:tcPr>
+          <w:p>
+            <w:pPr>
+              <w:spacing w:after="0" w:line="252"/>
+            </w:pPr>
+            <w:r>
+              <w:rPr>
+                <w:b/>
+                <w:bCs/>
+                <w:color w:val="FFFFFF"/>
+                <w:sz w:val="18"/>
+                <w:szCs w:val="18"/>
+              </w:rPr>
+              <w:t xml:space="preserve">#</w:t>
+            </w:r>
+          </w:p>
+        </w:tc>
+        <w:tc>
+          <w:tcPr>
+            <w:tcW w:type="dxa" w:w="827"/>
+            <w:shd w:fill="0B8034" w:color="auto" w:val="clear"/>
+            <w:vAlign w:val="center"/>
+          </w:tcPr>
+          <w:p>
+            <w:pPr>
+              <w:spacing w:after="0" w:line="252"/>
+            </w:pPr>
+            <w:r>
+              <w:rPr>
+                <w:b/>
+                <w:bCs/>
+                <w:color w:val="FFFFFF"/>
+                <w:sz w:val="18"/>
+                <w:szCs w:val="18"/>
+              </w:rPr>
+              <w:t xml:space="preserve">Test</w:t>
+            </w:r>
+          </w:p>
+        </w:tc>
+        <w:tc>
+          <w:tcPr>
+            <w:tcW w:type="dxa" w:w="3610"/>
+            <w:shd w:fill="0B8034" w:color="auto" w:val="clear"/>
+            <w:vAlign w:val="center"/>
+          </w:tcPr>
+          <w:p>
+            <w:pPr>
+              <w:spacing w:after="0" w:line="252"/>
+            </w:pPr>
+            <w:r>
+              <w:rPr>
+                <w:b/>
+                <w:bCs/>
+                <w:color w:val="FFFFFF"/>
+                <w:sz w:val="18"/>
+                <w:szCs w:val="18"/>
+              </w:rPr>
+              <w:t xml:space="preserve">Steps</w:t>
+            </w:r>
+          </w:p>
+        </w:tc>
+        <w:tc>
+          <w:tcPr>
+            <w:tcW w:type="dxa" w:w="4628"/>
+            <w:shd w:fill="0B8034" w:color="auto" w:val="clear"/>
+            <w:vAlign w:val="center"/>
+          </w:tcPr>
+          <w:p>
+            <w:pPr>
+              <w:spacing w:after="0" w:line="252"/>
+            </w:pPr>
+            <w:r>
+              <w:rPr>
+                <w:b/>
+                <w:bCs/>
+                <w:color w:val="FFFFFF"/>
+                <w:sz w:val="18"/>
+                <w:szCs w:val="18"/>
+              </w:rPr>
+              <w:t xml:space="preserve">Expected result</w:t>
+            </w:r>
+          </w:p>
+        </w:tc>
+      </w:tr>
+      <w:tr>
+        <w:trPr>
+          <w:cantSplit/>
+          <w:tblHeader w:val="off"/>
+        </w:trPr>
+        <w:tc>
+          <w:tcPr>
+            <w:tcW w:type="dxa" w:w="681"/>
+            <w:vAlign w:val="center"/>
+          </w:tcPr>
+          <w:p>
+            <w:pPr>
+              <w:spacing w:after="0" w:line="252"/>
+            </w:pPr>
+            <w:r>
+              <w:rPr>
+                <w:sz w:val="18"/>
+                <w:szCs w:val="18"/>
+              </w:rPr>
+              <w:t xml:space="preserve">L1</w:t>
+            </w:r>
+          </w:p>
+        </w:tc>
+        <w:tc>
+          <w:tcPr>
+            <w:tcW w:type="dxa" w:w="827"/>
+            <w:vAlign w:val="center"/>
+          </w:tcPr>
+          <w:p>
+            <w:pPr>
+              <w:spacing w:after="0" w:line="252"/>
+            </w:pPr>
+            <w:r>
+              <w:rPr>
+                <w:sz w:val="18"/>
+                <w:szCs w:val="18"/>
+              </w:rPr>
+              <w:t xml:space="preserve">Limits</w:t>
+            </w:r>
+          </w:p>
+        </w:tc>
+        <w:tc>
+          <w:tcPr>
+            <w:tcW w:type="dxa" w:w="3610"/>
+            <w:vAlign w:val="center"/>
+          </w:tcPr>
+          <w:p>
+            <w:pPr>
+              <w:spacing w:after="0" w:line="252"/>
+            </w:pPr>
+            <w:r>
+              <w:rPr>
+                <w:sz w:val="18"/>
+                <w:szCs w:val="18"/>
+              </w:rPr>
+              <w:t xml:space="preserve">As </w:t>
+            </w:r>
+            <w:r>
+              <w:rPr>
+                <w:rFonts w:ascii="Consolas" w:cs="Consolas" w:eastAsia="Consolas" w:hAnsi="Consolas"/>
+                <w:color w:val="0A4520"/>
+                <w:sz w:val="16"/>
+                <w:szCs w:val="16"/>
+                <w:shd w:fill="EEF2EF" w:color="auto" w:val="clear"/>
+              </w:rPr>
+              <w:t xml:space="preserve">lab@nwrmp.test</w:t>
+            </w:r>
+            <w:r>
+              <w:rPr>
+                <w:sz w:val="18"/>
+                <w:szCs w:val="18"/>
+              </w:rPr>
+              <w:t xml:space="preserve">: Water quality → Limits</w:t>
+            </w:r>
+          </w:p>
+        </w:tc>
+        <w:tc>
+          <w:tcPr>
+            <w:tcW w:type="dxa" w:w="4628"/>
+            <w:vAlign w:val="center"/>
+          </w:tcPr>
+          <w:p>
+            <w:pPr>
+              <w:spacing w:after="0" w:line="252"/>
+            </w:pPr>
+            <w:r>
+              <w:rPr>
+                <w:sz w:val="18"/>
+                <w:szCs w:val="18"/>
+              </w:rPr>
+              <w:t xml:space="preserve">17 parameters with WHO guideline values, e.g. Fluoride ≤ 1.5 mg/L, E. coli ≤ 0 CFU/100 mL, pH 6.5–8.5, each with its source</w:t>
+            </w:r>
+          </w:p>
+        </w:tc>
+      </w:tr>
+      <w:tr>
+        <w:trPr>
+          <w:cantSplit/>
+          <w:tblHeader w:val="off"/>
+        </w:trPr>
+        <w:tc>
+          <w:tcPr>
+            <w:tcW w:type="dxa" w:w="681"/>
+            <w:shd w:fill="F7F9F8" w:color="auto" w:val="clear"/>
+            <w:vAlign w:val="center"/>
+          </w:tcPr>
+          <w:p>
+            <w:pPr>
+              <w:spacing w:after="0" w:line="252"/>
+            </w:pPr>
+            <w:r>
+              <w:rPr>
+                <w:sz w:val="18"/>
+                <w:szCs w:val="18"/>
+              </w:rPr>
+              <w:t xml:space="preserve">L2</w:t>
+            </w:r>
+          </w:p>
+        </w:tc>
+        <w:tc>
+          <w:tcPr>
+            <w:tcW w:type="dxa" w:w="827"/>
+            <w:shd w:fill="F7F9F8" w:color="auto" w:val="clear"/>
+            <w:vAlign w:val="center"/>
+          </w:tcPr>
+          <w:p>
+            <w:pPr>
+              <w:spacing w:after="0" w:line="252"/>
+            </w:pPr>
+            <w:r>
+              <w:rPr>
+                <w:sz w:val="18"/>
+                <w:szCs w:val="18"/>
+              </w:rPr>
+              <w:t xml:space="preserve">Request a test</w:t>
+            </w:r>
+          </w:p>
+        </w:tc>
+        <w:tc>
+          <w:tcPr>
+            <w:tcW w:type="dxa" w:w="3610"/>
+            <w:shd w:fill="F7F9F8" w:color="auto" w:val="clear"/>
+            <w:vAlign w:val="center"/>
+          </w:tcPr>
+          <w:p>
+            <w:pPr>
+              <w:spacing w:after="0" w:line="252"/>
+            </w:pPr>
+            <w:r>
+              <w:rPr>
+                <w:sz w:val="18"/>
+                <w:szCs w:val="18"/>
+              </w:rPr>
+              <w:t xml:space="preserve">As </w:t>
+            </w:r>
+            <w:r>
+              <w:rPr>
+                <w:rFonts w:ascii="Consolas" w:cs="Consolas" w:eastAsia="Consolas" w:hAnsi="Consolas"/>
+                <w:color w:val="0A4520"/>
+                <w:sz w:val="16"/>
+                <w:szCs w:val="16"/>
+                <w:shd w:fill="EEF2EF" w:color="auto" w:val="clear"/>
+              </w:rPr>
+              <w:t xml:space="preserve">coordinator.mj</w:t>
+            </w:r>
+            <w:r>
+              <w:rPr>
+                <w:sz w:val="18"/>
+                <w:szCs w:val="18"/>
+              </w:rPr>
+              <w:t xml:space="preserve">: open a Maroodi Jeex source → Water quality → Request test; sample date, sampling point, note → Send request</w:t>
+            </w:r>
+          </w:p>
+        </w:tc>
+        <w:tc>
+          <w:tcPr>
+            <w:tcW w:type="dxa" w:w="4628"/>
+            <w:shd w:fill="F7F9F8" w:color="auto" w:val="clear"/>
+            <w:vAlign w:val="center"/>
+          </w:tcPr>
+          <w:p>
+            <w:pPr>
+              <w:spacing w:after="0" w:line="252"/>
+            </w:pPr>
+            <w:r>
+              <w:rPr>
+                <w:sz w:val="18"/>
+                <w:szCs w:val="18"/>
+              </w:rPr>
+              <w:t xml:space="preserve">"Water test requested"; the source shows "Test requested … waiting for the lab"; a second request for the same source is refused</w:t>
+            </w:r>
+          </w:p>
+        </w:tc>
+      </w:tr>
+      <w:tr>
+        <w:trPr>
+          <w:cantSplit/>
+          <w:tblHeader w:val="off"/>
+        </w:trPr>
+        <w:tc>
+          <w:tcPr>
+            <w:tcW w:type="dxa" w:w="681"/>
+            <w:vAlign w:val="center"/>
+          </w:tcPr>
+          <w:p>
+            <w:pPr>
+              <w:spacing w:after="0" w:line="252"/>
+            </w:pPr>
+            <w:r>
+              <w:rPr>
+                <w:sz w:val="18"/>
+                <w:szCs w:val="18"/>
+              </w:rPr>
+              <w:t xml:space="preserve">L3</w:t>
+            </w:r>
+          </w:p>
+        </w:tc>
+        <w:tc>
+          <w:tcPr>
+            <w:tcW w:type="dxa" w:w="827"/>
+            <w:vAlign w:val="center"/>
+          </w:tcPr>
+          <w:p>
+            <w:pPr>
+              <w:spacing w:after="0" w:line="252"/>
+            </w:pPr>
+            <w:r>
+              <w:rPr>
+                <w:sz w:val="18"/>
+                <w:szCs w:val="18"/>
+              </w:rPr>
+              <w:t xml:space="preserve">Lab queue</w:t>
+            </w:r>
+          </w:p>
+        </w:tc>
+        <w:tc>
+          <w:tcPr>
+            <w:tcW w:type="dxa" w:w="3610"/>
+            <w:vAlign w:val="center"/>
+          </w:tcPr>
+          <w:p>
+            <w:pPr>
+              <w:spacing w:after="0" w:line="252"/>
+            </w:pPr>
+            <w:r>
+              <w:rPr>
+                <w:sz w:val="18"/>
+                <w:szCs w:val="18"/>
+              </w:rPr>
+              <w:t xml:space="preserve">As </w:t>
+            </w:r>
+            <w:r>
+              <w:rPr>
+                <w:rFonts w:ascii="Consolas" w:cs="Consolas" w:eastAsia="Consolas" w:hAnsi="Consolas"/>
+                <w:color w:val="0A4520"/>
+                <w:sz w:val="16"/>
+                <w:szCs w:val="16"/>
+                <w:shd w:fill="EEF2EF" w:color="auto" w:val="clear"/>
+              </w:rPr>
+              <w:t xml:space="preserve">lab@nwrmp.test</w:t>
+            </w:r>
+            <w:r>
+              <w:rPr>
+                <w:sz w:val="18"/>
+                <w:szCs w:val="18"/>
+              </w:rPr>
+              <w:t xml:space="preserve">: Water quality → Waiting for the lab</w:t>
+            </w:r>
+          </w:p>
+        </w:tc>
+        <w:tc>
+          <w:tcPr>
+            <w:tcW w:type="dxa" w:w="4628"/>
+            <w:vAlign w:val="center"/>
+          </w:tcPr>
+          <w:p>
+            <w:pPr>
+              <w:spacing w:after="0" w:line="252"/>
+            </w:pPr>
+            <w:r>
+              <w:rPr>
+                <w:sz w:val="18"/>
+                <w:szCs w:val="18"/>
+              </w:rPr>
+              <w:t xml:space="preserve">The request is listed with its note; the sidebar shows the count</w:t>
+            </w:r>
+          </w:p>
+        </w:tc>
+      </w:tr>
+      <w:tr>
+        <w:trPr>
+          <w:cantSplit/>
+          <w:tblHeader w:val="off"/>
+        </w:trPr>
+        <w:tc>
+          <w:tcPr>
+            <w:tcW w:type="dxa" w:w="681"/>
+            <w:shd w:fill="F7F9F8" w:color="auto" w:val="clear"/>
+            <w:vAlign w:val="center"/>
+          </w:tcPr>
+          <w:p>
+            <w:pPr>
+              <w:spacing w:after="0" w:line="252"/>
+            </w:pPr>
+            <w:r>
+              <w:rPr>
+                <w:sz w:val="18"/>
+                <w:szCs w:val="18"/>
+              </w:rPr>
+              <w:t xml:space="preserve">L4</w:t>
+            </w:r>
+          </w:p>
+        </w:tc>
+        <w:tc>
+          <w:tcPr>
+            <w:tcW w:type="dxa" w:w="827"/>
+            <w:shd w:fill="F7F9F8" w:color="auto" w:val="clear"/>
+            <w:vAlign w:val="center"/>
+          </w:tcPr>
+          <w:p>
+            <w:pPr>
+              <w:spacing w:after="0" w:line="252"/>
+            </w:pPr>
+            <w:r>
+              <w:rPr>
+                <w:sz w:val="18"/>
+                <w:szCs w:val="18"/>
+              </w:rPr>
+              <w:t xml:space="preserve">Enter results</w:t>
+            </w:r>
+          </w:p>
+        </w:tc>
+        <w:tc>
+          <w:tcPr>
+            <w:tcW w:type="dxa" w:w="3610"/>
+            <w:shd w:fill="F7F9F8" w:color="auto" w:val="clear"/>
+            <w:vAlign w:val="center"/>
+          </w:tcPr>
+          <w:p>
+            <w:pPr>
+              <w:spacing w:after="0" w:line="252"/>
+            </w:pPr>
+            <w:r>
+              <w:rPr>
+                <w:sz w:val="18"/>
+                <w:szCs w:val="18"/>
+              </w:rPr>
+              <w:t xml:space="preserve">Open the request → Enter results: E. coli 24, Fluoride 0.8, pH 7.4, Turbidity 8 → Save results</w:t>
+            </w:r>
+          </w:p>
+        </w:tc>
+        <w:tc>
+          <w:tcPr>
+            <w:tcW w:type="dxa" w:w="4628"/>
+            <w:shd w:fill="F7F9F8" w:color="auto" w:val="clear"/>
+            <w:vAlign w:val="center"/>
+          </w:tcPr>
+          <w:p>
+            <w:pPr>
+              <w:spacing w:after="0" w:line="252"/>
+            </w:pPr>
+            <w:r>
+              <w:rPr>
+                <w:sz w:val="18"/>
+                <w:szCs w:val="18"/>
+              </w:rPr>
+              <w:t xml:space="preserve">While typing, E. coli shows "Above limit" in red and turbidity in amber; outcome "Unsafe for drinking"</w:t>
+            </w:r>
+          </w:p>
+        </w:tc>
+      </w:tr>
+      <w:tr>
+        <w:trPr>
+          <w:cantSplit/>
+          <w:tblHeader w:val="off"/>
+        </w:trPr>
+        <w:tc>
+          <w:tcPr>
+            <w:tcW w:type="dxa" w:w="681"/>
+            <w:vAlign w:val="center"/>
+          </w:tcPr>
+          <w:p>
+            <w:pPr>
+              <w:spacing w:after="0" w:line="252"/>
+            </w:pPr>
+            <w:r>
+              <w:rPr>
+                <w:sz w:val="18"/>
+                <w:szCs w:val="18"/>
+              </w:rPr>
+              <w:t xml:space="preserve">L5</w:t>
+            </w:r>
+          </w:p>
+        </w:tc>
+        <w:tc>
+          <w:tcPr>
+            <w:tcW w:type="dxa" w:w="827"/>
+            <w:vAlign w:val="center"/>
+          </w:tcPr>
+          <w:p>
+            <w:pPr>
+              <w:spacing w:after="0" w:line="252"/>
+            </w:pPr>
+            <w:r>
+              <w:rPr>
+                <w:sz w:val="18"/>
+                <w:szCs w:val="18"/>
+              </w:rPr>
+              <w:t xml:space="preserve">Results on the record</w:t>
+            </w:r>
+          </w:p>
+        </w:tc>
+        <w:tc>
+          <w:tcPr>
+            <w:tcW w:type="dxa" w:w="3610"/>
+            <w:vAlign w:val="center"/>
+          </w:tcPr>
+          <w:p>
+            <w:pPr>
+              <w:spacing w:after="0" w:line="252"/>
+            </w:pPr>
+            <w:r>
+              <w:rPr>
+                <w:sz w:val="18"/>
+                <w:szCs w:val="18"/>
+              </w:rPr>
+              <w:t xml:space="preserve">As </w:t>
+            </w:r>
+            <w:r>
+              <w:rPr>
+                <w:rFonts w:ascii="Consolas" w:cs="Consolas" w:eastAsia="Consolas" w:hAnsi="Consolas"/>
+                <w:color w:val="0A4520"/>
+                <w:sz w:val="16"/>
+                <w:szCs w:val="16"/>
+                <w:shd w:fill="EEF2EF" w:color="auto" w:val="clear"/>
+              </w:rPr>
+              <w:t xml:space="preserve">coordinator.mj</w:t>
+            </w:r>
+            <w:r>
+              <w:rPr>
+                <w:sz w:val="18"/>
+                <w:szCs w:val="18"/>
+              </w:rPr>
+              <w:t xml:space="preserve">: open the source; then Dashboard; then Map → Colour markers by Water</w:t>
+            </w:r>
+          </w:p>
+        </w:tc>
+        <w:tc>
+          <w:tcPr>
+            <w:tcW w:type="dxa" w:w="4628"/>
+            <w:vAlign w:val="center"/>
+          </w:tcPr>
+          <w:p>
+            <w:pPr>
+              <w:spacing w:after="0" w:line="252"/>
+            </w:pPr>
+            <w:r>
+              <w:rPr>
+                <w:sz w:val="18"/>
+                <w:szCs w:val="18"/>
+              </w:rPr>
+              <w:t xml:space="preserve">The source shows the outcome and values (E. coli red); change history shows "Water test of …" recorded by the lab officer; the "Unsafe drinking water" tile counts it; the marker is red</w:t>
+            </w:r>
+          </w:p>
+        </w:tc>
+      </w:tr>
+      <w:tr>
+        <w:trPr>
+          <w:cantSplit/>
+          <w:tblHeader w:val="off"/>
+        </w:trPr>
+        <w:tc>
+          <w:tcPr>
+            <w:tcW w:type="dxa" w:w="681"/>
+            <w:shd w:fill="F7F9F8" w:color="auto" w:val="clear"/>
+            <w:vAlign w:val="center"/>
+          </w:tcPr>
+          <w:p>
+            <w:pPr>
+              <w:spacing w:after="0" w:line="252"/>
+            </w:pPr>
+            <w:r>
+              <w:rPr>
+                <w:sz w:val="18"/>
+                <w:szCs w:val="18"/>
+              </w:rPr>
+              <w:t xml:space="preserve">L6</w:t>
+            </w:r>
+          </w:p>
+        </w:tc>
+        <w:tc>
+          <w:tcPr>
+            <w:tcW w:type="dxa" w:w="827"/>
+            <w:shd w:fill="F7F9F8" w:color="auto" w:val="clear"/>
+            <w:vAlign w:val="center"/>
+          </w:tcPr>
+          <w:p>
+            <w:pPr>
+              <w:spacing w:after="0" w:line="252"/>
+            </w:pPr>
+            <w:r>
+              <w:rPr>
+                <w:sz w:val="18"/>
+                <w:szCs w:val="18"/>
+              </w:rPr>
+              <w:t xml:space="preserve">Correction</w:t>
+            </w:r>
+          </w:p>
+        </w:tc>
+        <w:tc>
+          <w:tcPr>
+            <w:tcW w:type="dxa" w:w="3610"/>
+            <w:shd w:fill="F7F9F8" w:color="auto" w:val="clear"/>
+            <w:vAlign w:val="center"/>
+          </w:tcPr>
+          <w:p>
+            <w:pPr>
+              <w:spacing w:after="0" w:line="252"/>
+            </w:pPr>
+            <w:r>
+              <w:rPr>
+                <w:sz w:val="18"/>
+                <w:szCs w:val="18"/>
+              </w:rPr>
+              <w:t xml:space="preserve">As lab: open the test → Correct results → E. coli 0 → Save correction</w:t>
+            </w:r>
+          </w:p>
+        </w:tc>
+        <w:tc>
+          <w:tcPr>
+            <w:tcW w:type="dxa" w:w="4628"/>
+            <w:shd w:fill="F7F9F8" w:color="auto" w:val="clear"/>
+            <w:vAlign w:val="center"/>
+          </w:tcPr>
+          <w:p>
+            <w:pPr>
+              <w:spacing w:after="0" w:line="252"/>
+            </w:pPr>
+            <w:r>
+              <w:rPr>
+                <w:sz w:val="18"/>
+                <w:szCs w:val="18"/>
+              </w:rPr>
+              <w:t xml:space="preserve">Outcome becomes "Taste or appearance concern"; the audit log shows the correction with the previous values</w:t>
+            </w:r>
+          </w:p>
+        </w:tc>
+      </w:tr>
+      <w:tr>
+        <w:trPr>
+          <w:cantSplit/>
+          <w:tblHeader w:val="off"/>
+        </w:trPr>
+        <w:tc>
+          <w:tcPr>
+            <w:tcW w:type="dxa" w:w="681"/>
+            <w:vAlign w:val="center"/>
+          </w:tcPr>
+          <w:p>
+            <w:pPr>
+              <w:spacing w:after="0" w:line="252"/>
+            </w:pPr>
+            <w:r>
+              <w:rPr>
+                <w:sz w:val="18"/>
+                <w:szCs w:val="18"/>
+              </w:rPr>
+              <w:t xml:space="preserve">L7</w:t>
+            </w:r>
+          </w:p>
+        </w:tc>
+        <w:tc>
+          <w:tcPr>
+            <w:tcW w:type="dxa" w:w="827"/>
+            <w:vAlign w:val="center"/>
+          </w:tcPr>
+          <w:p>
+            <w:pPr>
+              <w:spacing w:after="0" w:line="252"/>
+            </w:pPr>
+            <w:r>
+              <w:rPr>
+                <w:sz w:val="18"/>
+                <w:szCs w:val="18"/>
+              </w:rPr>
+              <w:t xml:space="preserve">Edit a limit</w:t>
+            </w:r>
+          </w:p>
+        </w:tc>
+        <w:tc>
+          <w:tcPr>
+            <w:tcW w:type="dxa" w:w="3610"/>
+            <w:vAlign w:val="center"/>
+          </w:tcPr>
+          <w:p>
+            <w:pPr>
+              <w:spacing w:after="0" w:line="252"/>
+            </w:pPr>
+            <w:r>
+              <w:rPr>
+                <w:sz w:val="18"/>
+                <w:szCs w:val="18"/>
+              </w:rPr>
+              <w:t xml:space="preserve">As lab: Limits → Edit Fluoride → Maximum 1.0 → Save. As </w:t>
+            </w:r>
+            <w:r>
+              <w:rPr>
+                <w:rFonts w:ascii="Consolas" w:cs="Consolas" w:eastAsia="Consolas" w:hAnsi="Consolas"/>
+                <w:color w:val="0A4520"/>
+                <w:sz w:val="16"/>
+                <w:szCs w:val="16"/>
+                <w:shd w:fill="EEF2EF" w:color="auto" w:val="clear"/>
+              </w:rPr>
+              <w:t xml:space="preserve">coordinator.mj</w:t>
+            </w:r>
+            <w:r>
+              <w:rPr>
+                <w:sz w:val="18"/>
+                <w:szCs w:val="18"/>
+              </w:rPr>
+              <w:t xml:space="preserve"> open Limits</w:t>
+            </w:r>
+          </w:p>
+        </w:tc>
+        <w:tc>
+          <w:tcPr>
+            <w:tcW w:type="dxa" w:w="4628"/>
+            <w:vAlign w:val="center"/>
+          </w:tcPr>
+          <w:p>
+            <w:pPr>
+              <w:spacing w:after="0" w:line="252"/>
+            </w:pPr>
+            <w:r>
+              <w:rPr>
+                <w:sz w:val="18"/>
+                <w:szCs w:val="18"/>
+              </w:rPr>
+              <w:t xml:space="preserve">New limit shown; results already recorded keep their judgement; the coordinator has no Edit button</w:t>
+            </w:r>
+          </w:p>
+        </w:tc>
+      </w:tr>
+    </w:tbl>
+    <w:p>
+      <w:pPr>
+        <w:spacing w:after="60"/>
+      </w:pPr>
+    </w:p>
+    <w:p>
+      <w:pPr>
+        <w:pStyle w:val="Heading2"/>
+        <w:keepNext/>
+      </w:pPr>
+      <w:bookmarkStart w:name="sec_9_5" w:id="22"/>
+      <w:r>
+        <w:t xml:space="preserve">9.5 Maintenance (PC; reporting also works on a phone)</w:t>
+      </w:r>
+      <w:bookmarkEnd w:id="22"/>
+    </w:p>
+    <w:tbl>
+      <w:tblPr>
+        <w:tblW w:type="dxa" w:w="9746"/>
+        <w:tblBorders>
+          <w:top w:val="single" w:color="C9D3CD" w:sz="4"/>
+          <w:left w:val="single" w:color="C9D3CD" w:sz="4"/>
+          <w:bottom w:val="single" w:color="C9D3CD" w:sz="4"/>
+          <w:right w:val="single" w:color="C9D3CD" w:sz="4"/>
+          <w:insideH w:val="single" w:color="C9D3CD" w:sz="4"/>
+          <w:insideV w:val="single" w:color="C9D3CD" w:sz="4"/>
+        </w:tblBorders>
+        <w:tblCellMar>
+          <w:top w:type="dxa" w:w="50"/>
+          <w:left w:type="dxa" w:w="100"/>
+          <w:bottom w:type="dxa" w:w="50"/>
+          <w:right w:type="dxa" w:w="100"/>
+        </w:tblCellMar>
+      </w:tblPr>
+      <w:tblGrid>
+        <w:gridCol w:w="682"/>
+        <w:gridCol w:w="699"/>
+        <w:gridCol w:w="4328"/>
+        <w:gridCol w:w="4037"/>
+      </w:tblGrid>
+      <w:tr>
+        <w:trPr>
+          <w:cantSplit/>
+          <w:tblHeader/>
+        </w:trPr>
+        <w:tc>
+          <w:tcPr>
+            <w:tcW w:type="dxa" w:w="682"/>
+            <w:shd w:fill="0B8034" w:color="auto" w:val="clear"/>
+            <w:vAlign w:val="center"/>
+          </w:tcPr>
+          <w:p>
+            <w:pPr>
+              <w:spacing w:after="0" w:line="252"/>
+            </w:pPr>
+            <w:r>
+              <w:rPr>
+                <w:b/>
+                <w:bCs/>
+                <w:color w:val="FFFFFF"/>
+                <w:sz w:val="18"/>
+                <w:szCs w:val="18"/>
+              </w:rPr>
+              <w:t xml:space="preserve">#</w:t>
+            </w:r>
+          </w:p>
+        </w:tc>
+        <w:tc>
+          <w:tcPr>
+            <w:tcW w:type="dxa" w:w="699"/>
+            <w:shd w:fill="0B8034" w:color="auto" w:val="clear"/>
+            <w:vAlign w:val="center"/>
+          </w:tcPr>
+          <w:p>
+            <w:pPr>
+              <w:spacing w:after="0" w:line="252"/>
+            </w:pPr>
+            <w:r>
+              <w:rPr>
+                <w:b/>
+                <w:bCs/>
+                <w:color w:val="FFFFFF"/>
+                <w:sz w:val="18"/>
+                <w:szCs w:val="18"/>
+              </w:rPr>
+              <w:t xml:space="preserve">Test</w:t>
+            </w:r>
+          </w:p>
+        </w:tc>
+        <w:tc>
+          <w:tcPr>
+            <w:tcW w:type="dxa" w:w="4328"/>
+            <w:shd w:fill="0B8034" w:color="auto" w:val="clear"/>
+            <w:vAlign w:val="center"/>
+          </w:tcPr>
+          <w:p>
+            <w:pPr>
+              <w:spacing w:after="0" w:line="252"/>
+            </w:pPr>
+            <w:r>
+              <w:rPr>
+                <w:b/>
+                <w:bCs/>
+                <w:color w:val="FFFFFF"/>
+                <w:sz w:val="18"/>
+                <w:szCs w:val="18"/>
+              </w:rPr>
+              <w:t xml:space="preserve">Steps</w:t>
+            </w:r>
+          </w:p>
+        </w:tc>
+        <w:tc>
+          <w:tcPr>
+            <w:tcW w:type="dxa" w:w="4037"/>
+            <w:shd w:fill="0B8034" w:color="auto" w:val="clear"/>
+            <w:vAlign w:val="center"/>
+          </w:tcPr>
+          <w:p>
+            <w:pPr>
+              <w:spacing w:after="0" w:line="252"/>
+            </w:pPr>
+            <w:r>
+              <w:rPr>
+                <w:b/>
+                <w:bCs/>
+                <w:color w:val="FFFFFF"/>
+                <w:sz w:val="18"/>
+                <w:szCs w:val="18"/>
+              </w:rPr>
+              <w:t xml:space="preserve">Expected result</w:t>
+            </w:r>
+          </w:p>
+        </w:tc>
+      </w:tr>
+      <w:tr>
+        <w:trPr>
+          <w:cantSplit/>
+          <w:tblHeader w:val="off"/>
+        </w:trPr>
+        <w:tc>
+          <w:tcPr>
+            <w:tcW w:type="dxa" w:w="682"/>
+            <w:vAlign w:val="center"/>
+          </w:tcPr>
+          <w:p>
+            <w:pPr>
+              <w:spacing w:after="0" w:line="252"/>
+            </w:pPr>
+            <w:r>
+              <w:rPr>
+                <w:sz w:val="18"/>
+                <w:szCs w:val="18"/>
+              </w:rPr>
+              <w:t xml:space="preserve">M1</w:t>
+            </w:r>
+          </w:p>
+        </w:tc>
+        <w:tc>
+          <w:tcPr>
+            <w:tcW w:type="dxa" w:w="699"/>
+            <w:vAlign w:val="center"/>
+          </w:tcPr>
+          <w:p>
+            <w:pPr>
+              <w:spacing w:after="0" w:line="252"/>
+            </w:pPr>
+            <w:r>
+              <w:rPr>
+                <w:sz w:val="18"/>
+                <w:szCs w:val="18"/>
+              </w:rPr>
+              <w:t xml:space="preserve">Breakdown prompt</w:t>
+            </w:r>
+          </w:p>
+        </w:tc>
+        <w:tc>
+          <w:tcPr>
+            <w:tcW w:type="dxa" w:w="4328"/>
+            <w:vAlign w:val="center"/>
+          </w:tcPr>
+          <w:p>
+            <w:pPr>
+              <w:spacing w:after="0" w:line="252"/>
+            </w:pPr>
+            <w:r>
+              <w:rPr>
+                <w:sz w:val="18"/>
+                <w:szCs w:val="18"/>
+              </w:rPr>
+              <w:t xml:space="preserve">As </w:t>
+            </w:r>
+            <w:r>
+              <w:rPr>
+                <w:rFonts w:ascii="Consolas" w:cs="Consolas" w:eastAsia="Consolas" w:hAnsi="Consolas"/>
+                <w:color w:val="0A4520"/>
+                <w:sz w:val="16"/>
+                <w:szCs w:val="16"/>
+                <w:shd w:fill="EEF2EF" w:color="auto" w:val="clear"/>
+              </w:rPr>
+              <w:t xml:space="preserve">coordinator.mj</w:t>
+            </w:r>
+            <w:r>
+              <w:rPr>
+                <w:sz w:val="18"/>
+                <w:szCs w:val="18"/>
+              </w:rPr>
+              <w:t xml:space="preserve">: open a source that is Not functioning</w:t>
+            </w:r>
+          </w:p>
+        </w:tc>
+        <w:tc>
+          <w:tcPr>
+            <w:tcW w:type="dxa" w:w="4037"/>
+            <w:vAlign w:val="center"/>
+          </w:tcPr>
+          <w:p>
+            <w:pPr>
+              <w:spacing w:after="0" w:line="252"/>
+            </w:pPr>
+            <w:r>
+              <w:rPr>
+                <w:sz w:val="18"/>
+                <w:szCs w:val="18"/>
+              </w:rPr>
+              <w:t xml:space="preserve">Red banner "Not functioning, and no repair has been requested"</w:t>
+            </w:r>
+          </w:p>
+        </w:tc>
+      </w:tr>
+      <w:tr>
+        <w:trPr>
+          <w:cantSplit/>
+          <w:tblHeader w:val="off"/>
+        </w:trPr>
+        <w:tc>
+          <w:tcPr>
+            <w:tcW w:type="dxa" w:w="682"/>
+            <w:shd w:fill="F7F9F8" w:color="auto" w:val="clear"/>
+            <w:vAlign w:val="center"/>
+          </w:tcPr>
+          <w:p>
+            <w:pPr>
+              <w:spacing w:after="0" w:line="252"/>
+            </w:pPr>
+            <w:r>
+              <w:rPr>
+                <w:sz w:val="18"/>
+                <w:szCs w:val="18"/>
+              </w:rPr>
+              <w:t xml:space="preserve">M2</w:t>
+            </w:r>
+          </w:p>
+        </w:tc>
+        <w:tc>
+          <w:tcPr>
+            <w:tcW w:type="dxa" w:w="699"/>
+            <w:shd w:fill="F7F9F8" w:color="auto" w:val="clear"/>
+            <w:vAlign w:val="center"/>
+          </w:tcPr>
+          <w:p>
+            <w:pPr>
+              <w:spacing w:after="0" w:line="252"/>
+            </w:pPr>
+            <w:r>
+              <w:rPr>
+                <w:sz w:val="18"/>
+                <w:szCs w:val="18"/>
+              </w:rPr>
+              <w:t xml:space="preserve">Report</w:t>
+            </w:r>
+          </w:p>
+        </w:tc>
+        <w:tc>
+          <w:tcPr>
+            <w:tcW w:type="dxa" w:w="4328"/>
+            <w:shd w:fill="F7F9F8" w:color="auto" w:val="clear"/>
+            <w:vAlign w:val="center"/>
+          </w:tcPr>
+          <w:p>
+            <w:pPr>
+              <w:spacing w:after="0" w:line="252"/>
+            </w:pPr>
+            <w:r>
+              <w:rPr>
+                <w:sz w:val="18"/>
+                <w:szCs w:val="18"/>
+              </w:rPr>
+              <w:t xml:space="preserve">Report a breakdown: Generator or power supply, priority Urgent, what is wrong, details → Report breakdown</w:t>
+            </w:r>
+          </w:p>
+        </w:tc>
+        <w:tc>
+          <w:tcPr>
+            <w:tcW w:type="dxa" w:w="4037"/>
+            <w:shd w:fill="F7F9F8" w:color="auto" w:val="clear"/>
+            <w:vAlign w:val="center"/>
+          </w:tcPr>
+          <w:p>
+            <w:pPr>
+              <w:spacing w:after="0" w:line="252"/>
+            </w:pPr>
+            <w:r>
+              <w:rPr>
+                <w:sz w:val="18"/>
+                <w:szCs w:val="18"/>
+              </w:rPr>
+              <w:t xml:space="preserve">Work order WO-000NN "Waiting for a technician"; the banner disappears; reporting the same problem again is refused</w:t>
+            </w:r>
+          </w:p>
+        </w:tc>
+      </w:tr>
+      <w:tr>
+        <w:trPr>
+          <w:cantSplit/>
+          <w:tblHeader w:val="off"/>
+        </w:trPr>
+        <w:tc>
+          <w:tcPr>
+            <w:tcW w:type="dxa" w:w="682"/>
+            <w:vAlign w:val="center"/>
+          </w:tcPr>
+          <w:p>
+            <w:pPr>
+              <w:spacing w:after="0" w:line="252"/>
+            </w:pPr>
+            <w:r>
+              <w:rPr>
+                <w:sz w:val="18"/>
+                <w:szCs w:val="18"/>
+              </w:rPr>
+              <w:t xml:space="preserve">M3</w:t>
+            </w:r>
+          </w:p>
+        </w:tc>
+        <w:tc>
+          <w:tcPr>
+            <w:tcW w:type="dxa" w:w="699"/>
+            <w:vAlign w:val="center"/>
+          </w:tcPr>
+          <w:p>
+            <w:pPr>
+              <w:spacing w:after="0" w:line="252"/>
+            </w:pPr>
+            <w:r>
+              <w:rPr>
+                <w:sz w:val="18"/>
+                <w:szCs w:val="18"/>
+              </w:rPr>
+              <w:t xml:space="preserve">Take the job</w:t>
+            </w:r>
+          </w:p>
+        </w:tc>
+        <w:tc>
+          <w:tcPr>
+            <w:tcW w:type="dxa" w:w="4328"/>
+            <w:vAlign w:val="center"/>
+          </w:tcPr>
+          <w:p>
+            <w:pPr>
+              <w:spacing w:after="0" w:line="252"/>
+            </w:pPr>
+            <w:r>
+              <w:rPr>
+                <w:sz w:val="18"/>
+                <w:szCs w:val="18"/>
+              </w:rPr>
+              <w:t xml:space="preserve">As </w:t>
+            </w:r>
+            <w:r>
+              <w:rPr>
+                <w:rFonts w:ascii="Consolas" w:cs="Consolas" w:eastAsia="Consolas" w:hAnsi="Consolas"/>
+                <w:color w:val="0A4520"/>
+                <w:sz w:val="16"/>
+                <w:szCs w:val="16"/>
+                <w:shd w:fill="EEF2EF" w:color="auto" w:val="clear"/>
+              </w:rPr>
+              <w:t xml:space="preserve">maintenance@nwrmp.test</w:t>
+            </w:r>
+            <w:r>
+              <w:rPr>
+                <w:sz w:val="18"/>
+                <w:szCs w:val="18"/>
+              </w:rPr>
+              <w:t xml:space="preserve">: Maintenance → Open → the work order → Take this job → Start work</w:t>
+            </w:r>
+          </w:p>
+        </w:tc>
+        <w:tc>
+          <w:tcPr>
+            <w:tcW w:type="dxa" w:w="4037"/>
+            <w:vAlign w:val="center"/>
+          </w:tcPr>
+          <w:p>
+            <w:pPr>
+              <w:spacing w:after="0" w:line="252"/>
+            </w:pPr>
+            <w:r>
+              <w:rPr>
+                <w:sz w:val="18"/>
+                <w:szCs w:val="18"/>
+              </w:rPr>
+              <w:t xml:space="preserve">"Assigned", then "Repair in progress"; it is listed under My jobs</w:t>
+            </w:r>
+          </w:p>
+        </w:tc>
+      </w:tr>
+      <w:tr>
+        <w:trPr>
+          <w:cantSplit/>
+          <w:tblHeader w:val="off"/>
+        </w:trPr>
+        <w:tc>
+          <w:tcPr>
+            <w:tcW w:type="dxa" w:w="682"/>
+            <w:shd w:fill="F7F9F8" w:color="auto" w:val="clear"/>
+            <w:vAlign w:val="center"/>
+          </w:tcPr>
+          <w:p>
+            <w:pPr>
+              <w:spacing w:after="0" w:line="252"/>
+            </w:pPr>
+            <w:r>
+              <w:rPr>
+                <w:sz w:val="18"/>
+                <w:szCs w:val="18"/>
+              </w:rPr>
+              <w:t xml:space="preserve">M4</w:t>
+            </w:r>
+          </w:p>
+        </w:tc>
+        <w:tc>
+          <w:tcPr>
+            <w:tcW w:type="dxa" w:w="699"/>
+            <w:shd w:fill="F7F9F8" w:color="auto" w:val="clear"/>
+            <w:vAlign w:val="center"/>
+          </w:tcPr>
+          <w:p>
+            <w:pPr>
+              <w:spacing w:after="0" w:line="252"/>
+            </w:pPr>
+            <w:r>
+              <w:rPr>
+                <w:sz w:val="18"/>
+                <w:szCs w:val="18"/>
+              </w:rPr>
+              <w:t xml:space="preserve">Complete</w:t>
+            </w:r>
+          </w:p>
+        </w:tc>
+        <w:tc>
+          <w:tcPr>
+            <w:tcW w:type="dxa" w:w="4328"/>
+            <w:shd w:fill="F7F9F8" w:color="auto" w:val="clear"/>
+            <w:vAlign w:val="center"/>
+          </w:tcPr>
+          <w:p>
+            <w:pPr>
+              <w:spacing w:after="0" w:line="252"/>
+            </w:pPr>
+            <w:r>
+              <w:rPr>
+                <w:sz w:val="18"/>
+                <w:szCs w:val="18"/>
+              </w:rPr>
+              <w:t xml:space="preserve">Complete the repair: work done, date, parts, cost, "Yes, working again" → Send repair report</w:t>
+            </w:r>
+          </w:p>
+        </w:tc>
+        <w:tc>
+          <w:tcPr>
+            <w:tcW w:type="dxa" w:w="4037"/>
+            <w:shd w:fill="F7F9F8" w:color="auto" w:val="clear"/>
+            <w:vAlign w:val="center"/>
+          </w:tcPr>
+          <w:p>
+            <w:pPr>
+              <w:spacing w:after="0" w:line="252"/>
+            </w:pPr>
+            <w:r>
+              <w:rPr>
+                <w:sz w:val="18"/>
+                <w:szCs w:val="18"/>
+              </w:rPr>
+              <w:t xml:space="preserve">"Waiting for closure"; the repair report is shown</w:t>
+            </w:r>
+          </w:p>
+        </w:tc>
+      </w:tr>
+      <w:tr>
+        <w:trPr>
+          <w:cantSplit/>
+          <w:tblHeader w:val="off"/>
+        </w:trPr>
+        <w:tc>
+          <w:tcPr>
+            <w:tcW w:type="dxa" w:w="682"/>
+            <w:vAlign w:val="center"/>
+          </w:tcPr>
+          <w:p>
+            <w:pPr>
+              <w:spacing w:after="0" w:line="252"/>
+            </w:pPr>
+            <w:r>
+              <w:rPr>
+                <w:sz w:val="18"/>
+                <w:szCs w:val="18"/>
+              </w:rPr>
+              <w:t xml:space="preserve">M5</w:t>
+            </w:r>
+          </w:p>
+        </w:tc>
+        <w:tc>
+          <w:tcPr>
+            <w:tcW w:type="dxa" w:w="699"/>
+            <w:vAlign w:val="center"/>
+          </w:tcPr>
+          <w:p>
+            <w:pPr>
+              <w:spacing w:after="0" w:line="252"/>
+            </w:pPr>
+            <w:r>
+              <w:rPr>
+                <w:sz w:val="18"/>
+                <w:szCs w:val="18"/>
+              </w:rPr>
+              <w:t xml:space="preserve">Close</w:t>
+            </w:r>
+          </w:p>
+        </w:tc>
+        <w:tc>
+          <w:tcPr>
+            <w:tcW w:type="dxa" w:w="4328"/>
+            <w:vAlign w:val="center"/>
+          </w:tcPr>
+          <w:p>
+            <w:pPr>
+              <w:spacing w:after="0" w:line="252"/>
+            </w:pPr>
+            <w:r>
+              <w:rPr>
+                <w:sz w:val="18"/>
+                <w:szCs w:val="18"/>
+              </w:rPr>
+              <w:t xml:space="preserve">As </w:t>
+            </w:r>
+            <w:r>
+              <w:rPr>
+                <w:rFonts w:ascii="Consolas" w:cs="Consolas" w:eastAsia="Consolas" w:hAnsi="Consolas"/>
+                <w:color w:val="0A4520"/>
+                <w:sz w:val="16"/>
+                <w:szCs w:val="16"/>
+                <w:shd w:fill="EEF2EF" w:color="auto" w:val="clear"/>
+              </w:rPr>
+              <w:t xml:space="preserve">coordinator.mj</w:t>
+            </w:r>
+            <w:r>
+              <w:rPr>
+                <w:sz w:val="18"/>
+                <w:szCs w:val="18"/>
+              </w:rPr>
+              <w:t xml:space="preserve">: Maintenance → To close → open it → comment → Close</w:t>
+            </w:r>
+          </w:p>
+        </w:tc>
+        <w:tc>
+          <w:tcPr>
+            <w:tcW w:type="dxa" w:w="4037"/>
+            <w:vAlign w:val="center"/>
+          </w:tcPr>
+          <w:p>
+            <w:pPr>
+              <w:spacing w:after="0" w:line="252"/>
+            </w:pPr>
+            <w:r>
+              <w:rPr>
+                <w:sz w:val="18"/>
+                <w:szCs w:val="18"/>
+              </w:rPr>
+              <w:t xml:space="preserve">"Closed"; the source is now Functioning; Repairs and interventions lists the repair; change history shows "Repair WO-…"</w:t>
+            </w:r>
+          </w:p>
+        </w:tc>
+      </w:tr>
+      <w:tr>
+        <w:trPr>
+          <w:cantSplit/>
+          <w:tblHeader w:val="off"/>
+        </w:trPr>
+        <w:tc>
+          <w:tcPr>
+            <w:tcW w:type="dxa" w:w="682"/>
+            <w:shd w:fill="F7F9F8" w:color="auto" w:val="clear"/>
+            <w:vAlign w:val="center"/>
+          </w:tcPr>
+          <w:p>
+            <w:pPr>
+              <w:spacing w:after="0" w:line="252"/>
+            </w:pPr>
+            <w:r>
+              <w:rPr>
+                <w:sz w:val="18"/>
+                <w:szCs w:val="18"/>
+              </w:rPr>
+              <w:t xml:space="preserve">M6</w:t>
+            </w:r>
+          </w:p>
+        </w:tc>
+        <w:tc>
+          <w:tcPr>
+            <w:tcW w:type="dxa" w:w="699"/>
+            <w:shd w:fill="F7F9F8" w:color="auto" w:val="clear"/>
+            <w:vAlign w:val="center"/>
+          </w:tcPr>
+          <w:p>
+            <w:pPr>
+              <w:spacing w:after="0" w:line="252"/>
+            </w:pPr>
+            <w:r>
+              <w:rPr>
+                <w:sz w:val="18"/>
+                <w:szCs w:val="18"/>
+              </w:rPr>
+              <w:t xml:space="preserve">Reopen</w:t>
+            </w:r>
+          </w:p>
+        </w:tc>
+        <w:tc>
+          <w:tcPr>
+            <w:tcW w:type="dxa" w:w="4328"/>
+            <w:shd w:fill="F7F9F8" w:color="auto" w:val="clear"/>
+            <w:vAlign w:val="center"/>
+          </w:tcPr>
+          <w:p>
+            <w:pPr>
+              <w:spacing w:after="0" w:line="252"/>
+            </w:pPr>
+            <w:r>
+              <w:rPr>
+                <w:sz w:val="18"/>
+                <w:szCs w:val="18"/>
+              </w:rPr>
+              <w:t xml:space="preserve">Report another problem on the same source, complete it as maintenance, then as </w:t>
+            </w:r>
+            <w:r>
+              <w:rPr>
+                <w:rFonts w:ascii="Consolas" w:cs="Consolas" w:eastAsia="Consolas" w:hAnsi="Consolas"/>
+                <w:color w:val="0A4520"/>
+                <w:sz w:val="16"/>
+                <w:szCs w:val="16"/>
+                <w:shd w:fill="EEF2EF" w:color="auto" w:val="clear"/>
+              </w:rPr>
+              <w:t xml:space="preserve">coordinator.mj</w:t>
+            </w:r>
+            <w:r>
+              <w:rPr>
+                <w:sz w:val="18"/>
+                <w:szCs w:val="18"/>
+              </w:rPr>
+              <w:t xml:space="preserve"> Reopen with a comment</w:t>
+            </w:r>
+          </w:p>
+        </w:tc>
+        <w:tc>
+          <w:tcPr>
+            <w:tcW w:type="dxa" w:w="4037"/>
+            <w:shd w:fill="F7F9F8" w:color="auto" w:val="clear"/>
+            <w:vAlign w:val="center"/>
+          </w:tcPr>
+          <w:p>
+            <w:pPr>
+              <w:spacing w:after="0" w:line="252"/>
+            </w:pPr>
+            <w:r>
+              <w:rPr>
+                <w:sz w:val="18"/>
+                <w:szCs w:val="18"/>
+              </w:rPr>
+              <w:t xml:space="preserve">Back to "Repair in progress" in the technician's My jobs, with the comment shown</w:t>
+            </w:r>
+          </w:p>
+        </w:tc>
+      </w:tr>
+      <w:tr>
+        <w:trPr>
+          <w:cantSplit/>
+          <w:tblHeader w:val="off"/>
+        </w:trPr>
+        <w:tc>
+          <w:tcPr>
+            <w:tcW w:type="dxa" w:w="682"/>
+            <w:vAlign w:val="center"/>
+          </w:tcPr>
+          <w:p>
+            <w:pPr>
+              <w:spacing w:after="0" w:line="252"/>
+            </w:pPr>
+            <w:r>
+              <w:rPr>
+                <w:sz w:val="18"/>
+                <w:szCs w:val="18"/>
+              </w:rPr>
+              <w:t xml:space="preserve">M7</w:t>
+            </w:r>
+          </w:p>
+        </w:tc>
+        <w:tc>
+          <w:tcPr>
+            <w:tcW w:type="dxa" w:w="699"/>
+            <w:vAlign w:val="center"/>
+          </w:tcPr>
+          <w:p>
+            <w:pPr>
+              <w:spacing w:after="0" w:line="252"/>
+            </w:pPr>
+            <w:r>
+              <w:rPr>
+                <w:sz w:val="18"/>
+                <w:szCs w:val="18"/>
+              </w:rPr>
+              <w:t xml:space="preserve">Permissions</w:t>
+            </w:r>
+          </w:p>
+        </w:tc>
+        <w:tc>
+          <w:tcPr>
+            <w:tcW w:type="dxa" w:w="4328"/>
+            <w:vAlign w:val="center"/>
+          </w:tcPr>
+          <w:p>
+            <w:pPr>
+              <w:spacing w:after="0" w:line="252"/>
+            </w:pPr>
+            <w:r>
+              <w:rPr>
+                <w:sz w:val="18"/>
+                <w:szCs w:val="18"/>
+              </w:rPr>
+              <w:t xml:space="preserve">As </w:t>
+            </w:r>
+            <w:r>
+              <w:rPr>
+                <w:rFonts w:ascii="Consolas" w:cs="Consolas" w:eastAsia="Consolas" w:hAnsi="Consolas"/>
+                <w:color w:val="0A4520"/>
+                <w:sz w:val="16"/>
+                <w:szCs w:val="16"/>
+                <w:shd w:fill="EEF2EF" w:color="auto" w:val="clear"/>
+              </w:rPr>
+              <w:t xml:space="preserve">field.mj</w:t>
+            </w:r>
+            <w:r>
+              <w:rPr>
+                <w:sz w:val="18"/>
+                <w:szCs w:val="18"/>
+              </w:rPr>
+              <w:t xml:space="preserve">: open a completed work order. As </w:t>
+            </w:r>
+            <w:r>
+              <w:rPr>
+                <w:rFonts w:ascii="Consolas" w:cs="Consolas" w:eastAsia="Consolas" w:hAnsi="Consolas"/>
+                <w:color w:val="0A4520"/>
+                <w:sz w:val="16"/>
+                <w:szCs w:val="16"/>
+                <w:shd w:fill="EEF2EF" w:color="auto" w:val="clear"/>
+              </w:rPr>
+              <w:t xml:space="preserve">maintenance@nwrmp.test</w:t>
+            </w:r>
+            <w:r>
+              <w:rPr>
+                <w:sz w:val="18"/>
+                <w:szCs w:val="18"/>
+              </w:rPr>
+              <w:t xml:space="preserve">: open one you completed</w:t>
+            </w:r>
+          </w:p>
+        </w:tc>
+        <w:tc>
+          <w:tcPr>
+            <w:tcW w:type="dxa" w:w="4037"/>
+            <w:vAlign w:val="center"/>
+          </w:tcPr>
+          <w:p>
+            <w:pPr>
+              <w:spacing w:after="0" w:line="252"/>
+            </w:pPr>
+            <w:r>
+              <w:rPr>
+                <w:sz w:val="18"/>
+                <w:szCs w:val="18"/>
+              </w:rPr>
+              <w:t xml:space="preserve">Neither can close it; the field officer can report but not assign</w:t>
+            </w:r>
+          </w:p>
+        </w:tc>
+      </w:tr>
+    </w:tbl>
+    <w:p>
+      <w:pPr>
+        <w:spacing w:after="60"/>
+      </w:pPr>
+    </w:p>
+    <w:p>
+      <w:pPr>
+        <w:pStyle w:val="Heading2"/>
+        <w:keepNext/>
+      </w:pPr>
+      <w:bookmarkStart w:name="sec_9_6" w:id="23"/>
+      <w:r>
+        <w:t xml:space="preserve">9.6 Operations</w:t>
+      </w:r>
+      <w:bookmarkEnd w:id="23"/>
     </w:p>
     <w:tbl>
       <w:tblPr>
@@ -11375,11 +13018,11 @@
         <w:keepNext/>
         <w:pageBreakBefore/>
       </w:pPr>
-      <w:bookmarkStart w:name="sec_9_5" w:id="22"/>
-      <w:r>
-        <w:t xml:space="preserve">9.5 Sign-off</w:t>
-      </w:r>
-      <w:bookmarkEnd w:id="22"/>
+      <w:bookmarkStart w:name="sec_9_7" w:id="24"/>
+      <w:r>
+        <w:t xml:space="preserve">9.7 Sign-off</w:t>
+      </w:r>
+      <w:bookmarkEnd w:id="24"/>
     </w:p>
     <w:tbl>
       <w:tblPr>
@@ -11698,7 +13341,7 @@
                 <w:sz w:val="18"/>
                 <w:szCs w:val="18"/>
               </w:rPr>
-              <w:t xml:space="preserve">9.4 Operations O1–O6</w:t>
+              <w:t xml:space="preserve">9.4 Water quality L1–L7</w:t>
             </w:r>
           </w:p>
         </w:tc>
@@ -11759,7 +13402,7 @@
                 <w:sz w:val="18"/>
                 <w:szCs w:val="18"/>
               </w:rPr>
-              <w:t xml:space="preserve">Site address and mode (HTTP / HTTPS)</w:t>
+              <w:t xml:space="preserve">9.5 Maintenance M1–M7</w:t>
             </w:r>
           </w:p>
         </w:tc>
@@ -11818,6 +13461,126 @@
                 <w:sz w:val="18"/>
                 <w:szCs w:val="18"/>
               </w:rPr>
+              <w:t xml:space="preserve">9.6 Operations O1–O6</w:t>
+            </w:r>
+          </w:p>
+        </w:tc>
+        <w:tc>
+          <w:tcPr>
+            <w:tcW w:type="dxa" w:w="1949"/>
+            <w:shd w:fill="F7F9F8" w:color="auto" w:val="clear"/>
+            <w:vAlign w:val="center"/>
+          </w:tcPr>
+          <w:p>
+            <w:pPr>
+              <w:spacing w:after="0" w:line="252"/>
+            </w:pPr>
+          </w:p>
+        </w:tc>
+        <w:tc>
+          <w:tcPr>
+            <w:tcW w:type="dxa" w:w="3216"/>
+            <w:shd w:fill="F7F9F8" w:color="auto" w:val="clear"/>
+            <w:vAlign w:val="center"/>
+          </w:tcPr>
+          <w:p>
+            <w:pPr>
+              <w:spacing w:after="0" w:line="252"/>
+            </w:pPr>
+          </w:p>
+        </w:tc>
+        <w:tc>
+          <w:tcPr>
+            <w:tcW w:type="dxa" w:w="1950"/>
+            <w:shd w:fill="F7F9F8" w:color="auto" w:val="clear"/>
+            <w:vAlign w:val="center"/>
+          </w:tcPr>
+          <w:p>
+            <w:pPr>
+              <w:spacing w:after="0" w:line="252"/>
+            </w:pPr>
+          </w:p>
+        </w:tc>
+      </w:tr>
+      <w:tr>
+        <w:trPr>
+          <w:cantSplit/>
+          <w:tblHeader w:val="off"/>
+          <w:trHeight w:val="560" w:hRule="atLeast"/>
+        </w:trPr>
+        <w:tc>
+          <w:tcPr>
+            <w:tcW w:type="dxa" w:w="2631"/>
+            <w:vAlign w:val="center"/>
+          </w:tcPr>
+          <w:p>
+            <w:pPr>
+              <w:spacing w:after="0" w:line="252"/>
+            </w:pPr>
+            <w:r>
+              <w:rPr>
+                <w:sz w:val="18"/>
+                <w:szCs w:val="18"/>
+              </w:rPr>
+              <w:t xml:space="preserve">Site address and mode (HTTP / HTTPS)</w:t>
+            </w:r>
+          </w:p>
+        </w:tc>
+        <w:tc>
+          <w:tcPr>
+            <w:tcW w:type="dxa" w:w="1949"/>
+            <w:vAlign w:val="center"/>
+          </w:tcPr>
+          <w:p>
+            <w:pPr>
+              <w:spacing w:after="0" w:line="252"/>
+            </w:pPr>
+          </w:p>
+        </w:tc>
+        <w:tc>
+          <w:tcPr>
+            <w:tcW w:type="dxa" w:w="3216"/>
+            <w:vAlign w:val="center"/>
+          </w:tcPr>
+          <w:p>
+            <w:pPr>
+              <w:spacing w:after="0" w:line="252"/>
+            </w:pPr>
+          </w:p>
+        </w:tc>
+        <w:tc>
+          <w:tcPr>
+            <w:tcW w:type="dxa" w:w="1950"/>
+            <w:vAlign w:val="center"/>
+          </w:tcPr>
+          <w:p>
+            <w:pPr>
+              <w:spacing w:after="0" w:line="252"/>
+            </w:pPr>
+          </w:p>
+        </w:tc>
+      </w:tr>
+      <w:tr>
+        <w:trPr>
+          <w:cantSplit/>
+          <w:tblHeader w:val="off"/>
+          <w:trHeight w:val="560" w:hRule="atLeast"/>
+        </w:trPr>
+        <w:tc>
+          <w:tcPr>
+            <w:tcW w:type="dxa" w:w="2631"/>
+            <w:shd w:fill="F7F9F8" w:color="auto" w:val="clear"/>
+            <w:vAlign w:val="center"/>
+          </w:tcPr>
+          <w:p>
+            <w:pPr>
+              <w:spacing w:after="0" w:line="252"/>
+            </w:pPr>
+            <w:r>
+              <w:rPr>
+                <w:sz w:val="18"/>
+                <w:szCs w:val="18"/>
+              </w:rPr>
               <w:t xml:space="preserve">Commit / version deployed</w:t>
             </w:r>
           </w:p>
@@ -11870,22 +13633,22 @@
         <w:pStyle w:val="Heading1"/>
         <w:keepNext/>
       </w:pPr>
-      <w:bookmarkStart w:name="sec_10" w:id="23"/>
+      <w:bookmarkStart w:name="sec_10" w:id="25"/>
       <w:r>
         <w:t xml:space="preserve">10. Operating the service</w:t>
       </w:r>
-      <w:bookmarkEnd w:id="23"/>
+      <w:bookmarkEnd w:id="25"/>
     </w:p>
     <w:p>
       <w:pPr>
         <w:pStyle w:val="Heading2"/>
         <w:keepNext/>
       </w:pPr>
-      <w:bookmarkStart w:name="sec_backups_set_up_before_go_live_" w:id="24"/>
+      <w:bookmarkStart w:name="sec_backups_set_up_before_go_live_" w:id="26"/>
       <w:r>
         <w:t xml:space="preserve">Backups (set up before go-live)</w:t>
       </w:r>
-      <w:bookmarkEnd w:id="24"/>
+      <w:bookmarkEnd w:id="26"/>
     </w:p>
     <w:tbl>
       <w:tblPr>
@@ -12082,11 +13845,11 @@
         <w:pStyle w:val="Heading2"/>
         <w:keepNext/>
       </w:pPr>
-      <w:bookmarkStart w:name="sec_updating_to_a_new_version" w:id="25"/>
+      <w:bookmarkStart w:name="sec_updating_to_a_new_version" w:id="27"/>
       <w:r>
         <w:t xml:space="preserve">Updating to a new version</w:t>
       </w:r>
-      <w:bookmarkEnd w:id="25"/>
+      <w:bookmarkEnd w:id="27"/>
     </w:p>
     <w:tbl>
       <w:tblPr>
@@ -12186,11 +13949,11 @@
         <w:pStyle w:val="Heading2"/>
         <w:keepNext/>
       </w:pPr>
-      <w:bookmarkStart w:name="sec_useful_commands" w:id="26"/>
+      <w:bookmarkStart w:name="sec_useful_commands" w:id="28"/>
       <w:r>
         <w:t xml:space="preserve">Useful commands</w:t>
       </w:r>
-      <w:bookmarkEnd w:id="26"/>
+      <w:bookmarkEnd w:id="28"/>
     </w:p>
     <w:tbl>
       <w:tblPr>
@@ -12821,11 +14584,11 @@
         <w:pStyle w:val="Heading2"/>
         <w:keepNext/>
       </w:pPr>
-      <w:bookmarkStart w:name="sec_monitoring" w:id="27"/>
+      <w:bookmarkStart w:name="sec_monitoring" w:id="29"/>
       <w:r>
         <w:t xml:space="preserve">Monitoring</w:t>
       </w:r>
-      <w:bookmarkEnd w:id="27"/>
+      <w:bookmarkEnd w:id="29"/>
     </w:p>
     <w:p>
       <w:r>
@@ -12909,11 +14672,11 @@
         <w:pStyle w:val="Heading2"/>
         <w:keepNext/>
       </w:pPr>
-      <w:bookmarkStart w:name="sec_changing_the_database_password" w:id="28"/>
+      <w:bookmarkStart w:name="sec_changing_the_database_password" w:id="30"/>
       <w:r>
         <w:t xml:space="preserve">Changing the database password later</w:t>
       </w:r>
-      <w:bookmarkEnd w:id="28"/>
+      <w:bookmarkEnd w:id="30"/>
     </w:p>
     <w:tbl>
       <w:tblPr>
@@ -13000,11 +14763,11 @@
         <w:pStyle w:val="Heading1"/>
         <w:keepNext/>
       </w:pPr>
-      <w:bookmarkStart w:name="sec_11" w:id="29"/>
+      <w:bookmarkStart w:name="sec_11" w:id="31"/>
       <w:r>
         <w:t xml:space="preserve">11. Moving to HTTPS or a domain name later</w:t>
       </w:r>
-      <w:bookmarkEnd w:id="29"/>
+      <w:bookmarkEnd w:id="31"/>
     </w:p>
     <w:p>
       <w:pPr>
@@ -13728,11 +15491,11 @@
         <w:pStyle w:val="Heading1"/>
         <w:keepNext/>
       </w:pPr>
-      <w:bookmarkStart w:name="sec_12" w:id="30"/>
+      <w:bookmarkStart w:name="sec_12" w:id="32"/>
       <w:r>
         <w:t xml:space="preserve">12. Troubleshooting</w:t>
       </w:r>
-      <w:bookmarkEnd w:id="30"/>
+      <w:bookmarkEnd w:id="32"/>
     </w:p>
     <w:tbl>
       <w:tblPr>
@@ -15104,11 +16867,11 @@
         <w:pStyle w:val="Heading1"/>
         <w:keepNext/>
       </w:pPr>
-      <w:bookmarkStart w:name="sec_13" w:id="31"/>
+      <w:bookmarkStart w:name="sec_13" w:id="33"/>
       <w:r>
         <w:t xml:space="preserve">13. Security checklist before go-live</w:t>
       </w:r>
-      <w:bookmarkEnd w:id="31"/>
+      <w:bookmarkEnd w:id="33"/>
     </w:p>
     <w:p>
       <w:pPr>
@@ -15373,22 +17136,22 @@
         <w:pStyle w:val="Heading1"/>
         <w:keepNext/>
       </w:pPr>
-      <w:bookmarkStart w:name="sec_14" w:id="32"/>
+      <w:bookmarkStart w:name="sec_14" w:id="34"/>
       <w:r>
         <w:t xml:space="preserve">14. Reference</w:t>
       </w:r>
-      <w:bookmarkEnd w:id="32"/>
+      <w:bookmarkEnd w:id="34"/>
     </w:p>
     <w:p>
       <w:pPr>
         <w:pStyle w:val="Heading2"/>
         <w:keepNext/>
       </w:pPr>
-      <w:bookmarkStart w:name="sec_settings_deploy_env_" w:id="33"/>
+      <w:bookmarkStart w:name="sec_settings_deploy_env_" w:id="35"/>
       <w:r>
         <w:t xml:space="preserve">Settings (deploy/.env)</w:t>
       </w:r>
-      <w:bookmarkEnd w:id="33"/>
+      <w:bookmarkEnd w:id="35"/>
     </w:p>
     <w:tbl>
       <w:tblPr>
@@ -16370,11 +18133,11 @@
         <w:pStyle w:val="Heading2"/>
         <w:keepNext/>
       </w:pPr>
-      <w:bookmarkStart w:name="sec_files_on_the_server" w:id="34"/>
+      <w:bookmarkStart w:name="sec_files_on_the_server" w:id="36"/>
       <w:r>
         <w:t xml:space="preserve">Files on the server</w:t>
       </w:r>
-      <w:bookmarkEnd w:id="34"/>
+      <w:bookmarkEnd w:id="36"/>
     </w:p>
     <w:tbl>
       <w:tblPr>
@@ -16794,11 +18557,11 @@
         <w:pStyle w:val="Heading2"/>
         <w:keepNext/>
       </w:pPr>
-      <w:bookmarkStart w:name="sec_administration_commands_docker" w:id="35"/>
+      <w:bookmarkStart w:name="sec_administration_commands_docker" w:id="37"/>
       <w:r>
         <w:t xml:space="preserve">Administration commands (docker compose exec api node dist/cli.js …)</w:t>
       </w:r>
-      <w:bookmarkEnd w:id="35"/>
+      <w:bookmarkEnd w:id="37"/>
     </w:p>
     <w:tbl>
       <w:tblPr>
@@ -17159,11 +18922,11 @@
         <w:pStyle w:val="Heading2"/>
         <w:keepNext/>
       </w:pPr>
-      <w:bookmarkStart w:name="sec_scripts_deploy_scripts_" w:id="36"/>
+      <w:bookmarkStart w:name="sec_scripts_deploy_scripts_" w:id="38"/>
       <w:r>
         <w:t xml:space="preserve">Scripts (deploy/scripts/)</w:t>
       </w:r>
-      <w:bookmarkEnd w:id="36"/>
+      <w:bookmarkEnd w:id="38"/>
     </w:p>
     <w:tbl>
       <w:tblPr>
@@ -17582,7 +19345,7 @@
         <w:sz w:val="16"/>
         <w:szCs w:val="16"/>
       </w:rPr>
-      <w:t xml:space="preserve">Version 1.1 · 19 October 2026</w:t>
+      <w:t xml:space="preserve">Version 1.2 · 20 October 2026</w:t>
     </w:r>
     <w:r>
       <w:rPr>

--- a/docs/deployment/NWRMP-Deployment-Rocky-Linux.docx
+++ b/docs/deployment/NWRMP-Deployment-Rocky-Linux.docx
@@ -397,7 +397,7 @@
                 <w:sz w:val="18"/>
                 <w:szCs w:val="18"/>
               </w:rPr>
-              <w:t xml:space="preserve">1.2 — 20 October 2026</w:t>
+              <w:t xml:space="preserve">1.3 — 20 October 2026</w:t>
             </w:r>
           </w:p>
         </w:tc>
@@ -889,7 +889,7 @@
             <w:sz w:val="20"/>
             <w:szCs w:val="20"/>
           </w:rPr>
-          <w:t xml:space="preserve">9.6 Operations</w:t>
+          <w:t xml:space="preserve">9.6 Reports and data import (PC)</w:t>
         </w:r>
       </w:hyperlink>
     </w:p>
@@ -907,7 +907,25 @@
             <w:sz w:val="20"/>
             <w:szCs w:val="20"/>
           </w:rPr>
-          <w:t xml:space="preserve">9.7 Sign-off</w:t>
+          <w:t xml:space="preserve">9.7 Operations</w:t>
+        </w:r>
+      </w:hyperlink>
+    </w:p>
+    <w:p>
+      <w:pPr>
+        <w:spacing w:after="20" w:before="0"/>
+        <w:ind w:left="480"/>
+      </w:pPr>
+      <w:hyperlink w:history="1" w:anchor="sec_9_8">
+        <w:r>
+          <w:rPr>
+            <w:b w:val="false"/>
+            <w:bCs w:val="false"/>
+            <w:color w:val="1F2933"/>
+            <w:sz w:val="20"/>
+            <w:szCs w:val="20"/>
+          </w:rPr>
+          <w:t xml:space="preserve">9.8 Sign-off</w:t>
         </w:r>
       </w:hyperlink>
     </w:p>
@@ -3998,7 +4016,7 @@
                 <w:sz w:val="17"/>
                 <w:szCs w:val="17"/>
               </w:rPr>
-              <w:t xml:space="preserve">       # note the commit for the test record (§9.7)</w:t>
+              <w:t xml:space="preserve">       # note the commit for the test record (§9.8)</w:t>
             </w:r>
           </w:p>
           <w:p>
@@ -7293,97 +7311,7 @@
           <w:sz w:val="21"/>
           <w:szCs w:val="21"/>
         </w:rPr>
-        <w:t xml:space="preserve">, import the Ministry's own workbook (same template as the sample):</w:t>
-      </w:r>
-    </w:p>
-    <w:tbl>
-      <w:tblPr>
-        <w:tblW w:type="dxa" w:w="9386"/>
-        <w:tblInd w:type="dxa" w:w="360"/>
-        <w:tblBorders>
-          <w:top w:val="single" w:color="D3DCD6" w:sz="4"/>
-          <w:left w:val="single" w:color="0B8034" w:sz="18"/>
-          <w:bottom w:val="single" w:color="D3DCD6" w:sz="4"/>
-          <w:right w:val="single" w:color="D3DCD6" w:sz="4"/>
-          <w:insideH w:val="none" w:color="FFFFFF" w:sz="0"/>
-          <w:insideV w:val="none" w:color="FFFFFF" w:sz="0"/>
-        </w:tblBorders>
-        <w:tblCellMar>
-          <w:top w:type="dxa" w:w="70"/>
-          <w:left w:type="dxa" w:w="160"/>
-          <w:bottom w:type="dxa" w:w="70"/>
-          <w:right w:type="dxa" w:w="120"/>
-        </w:tblCellMar>
-      </w:tblPr>
-      <w:tblGrid>
-        <w:gridCol w:w="9386"/>
-      </w:tblGrid>
-      <w:tr>
-        <w:trPr>
-          <w:cantSplit/>
-        </w:trPr>
-        <w:tc>
-          <w:tcPr>
-            <w:tcW w:type="dxa" w:w="9386"/>
-            <w:shd w:fill="F3F6F4" w:color="auto" w:val="clear"/>
-          </w:tcPr>
-          <w:p>
-            <w:pPr>
-              <w:spacing w:after="0" w:line="240"/>
-            </w:pPr>
-            <w:r>
-              <w:rPr>
-                <w:rFonts w:ascii="Consolas" w:cs="Consolas" w:eastAsia="Consolas" w:hAnsi="Consolas"/>
-                <w:color w:val="1F2933"/>
-                <w:sz w:val="17"/>
-                <w:szCs w:val="17"/>
-              </w:rPr>
-              <w:t xml:space="preserve">docker compose cp &lt;national-water-sources&gt;.xlsx api:/tmp/sources.xlsx</w:t>
-            </w:r>
-          </w:p>
-          <w:p>
-            <w:pPr>
-              <w:spacing w:after="0" w:line="240"/>
-            </w:pPr>
-            <w:r>
-              <w:rPr>
-                <w:rFonts w:ascii="Consolas" w:cs="Consolas" w:eastAsia="Consolas" w:hAnsi="Consolas"/>
-                <w:color w:val="1F2933"/>
-                <w:sz w:val="17"/>
-                <w:szCs w:val="17"/>
-              </w:rPr>
-              <w:t xml:space="preserve">docker compose exec api node dist/cli.js seed /tmp/sources.xlsx</w:t>
-            </w:r>
-          </w:p>
-          <w:p>
-            <w:pPr>
-              <w:spacing w:after="0" w:line="240"/>
-            </w:pPr>
-            <w:r>
-              <w:rPr>
-                <w:rFonts w:ascii="Consolas" w:cs="Consolas" w:eastAsia="Consolas" w:hAnsi="Consolas"/>
-                <w:color w:val="1F2933"/>
-                <w:sz w:val="17"/>
-                <w:szCs w:val="17"/>
-              </w:rPr>
-              <w:t xml:space="preserve">docker compose exec -u root api rm /tmp/sources.xlsx</w:t>
-            </w:r>
-          </w:p>
-        </w:tc>
-      </w:tr>
-    </w:tbl>
-    <w:p>
-      <w:pPr>
-        <w:spacing w:after="100"/>
-      </w:pPr>
-    </w:p>
-    <w:p>
-      <w:r>
-        <w:rPr>
-          <w:sz w:val="21"/>
-          <w:szCs w:val="21"/>
-        </w:rPr>
-        <w:t xml:space="preserve">The import report lists rows imported, skipped and data-quality issues; the issues are also shown in the app under </w:t>
+        <w:t xml:space="preserve">, import the Ministry's own workbook (same template as the sample) in the app: sign in as an administrator, open </w:t>
       </w:r>
       <w:r>
         <w:rPr>
@@ -7392,6 +7320,70 @@
           <w:sz w:val="21"/>
           <w:szCs w:val="21"/>
         </w:rPr>
+        <w:t xml:space="preserve">Registry → Import data</w:t>
+      </w:r>
+      <w:r>
+        <w:rPr>
+          <w:sz w:val="21"/>
+          <w:szCs w:val="21"/>
+        </w:rPr>
+        <w:t xml:space="preserve">, choose the file and click </w:t>
+      </w:r>
+      <w:r>
+        <w:rPr>
+          <w:b/>
+          <w:bCs/>
+          <w:sz w:val="21"/>
+          <w:szCs w:val="21"/>
+        </w:rPr>
+        <w:t xml:space="preserve">Check the file</w:t>
+      </w:r>
+      <w:r>
+        <w:rPr>
+          <w:sz w:val="21"/>
+          <w:szCs w:val="21"/>
+        </w:rPr>
+        <w:t xml:space="preserve">. The check shows what would be added, skipped and possibly duplicated without saving anything. Tick </w:t>
+      </w:r>
+      <w:r>
+        <w:rPr>
+          <w:b/>
+          <w:bCs/>
+          <w:sz w:val="21"/>
+          <w:szCs w:val="21"/>
+        </w:rPr>
+        <w:t xml:space="preserve">Remove the sample records first</w:t>
+      </w:r>
+      <w:r>
+        <w:rPr>
+          <w:sz w:val="21"/>
+          <w:szCs w:val="21"/>
+        </w:rPr>
+        <w:t xml:space="preserve"> if the sample was loaded, check again, then </w:t>
+      </w:r>
+      <w:r>
+        <w:rPr>
+          <w:b/>
+          <w:bCs/>
+          <w:sz w:val="21"/>
+          <w:szCs w:val="21"/>
+        </w:rPr>
+        <w:t xml:space="preserve">Import</w:t>
+      </w:r>
+      <w:r>
+        <w:rPr>
+          <w:sz w:val="21"/>
+          <w:szCs w:val="21"/>
+        </w:rPr>
+        <w:t xml:space="preserve">. Records are added as unverified and every problem is listed under </w:t>
+      </w:r>
+      <w:r>
+        <w:rPr>
+          <w:b/>
+          <w:bCs/>
+          <w:sz w:val="21"/>
+          <w:szCs w:val="21"/>
+        </w:rPr>
         <w:t xml:space="preserve">Data quality</w:t>
       </w:r>
       <w:r>
@@ -7403,108 +7395,12 @@
       </w:r>
     </w:p>
     <w:p>
-      <w:pPr>
-        <w:pStyle w:val="Heading2"/>
-        <w:keepNext/>
-      </w:pPr>
-      <w:bookmarkStart w:name="sec_8_4" w:id="16"/>
-      <w:r>
-        <w:t xml:space="preserve">8.4 Demo accounts for testing (optional)</w:t>
-      </w:r>
-      <w:bookmarkEnd w:id="16"/>
-    </w:p>
-    <w:p>
-      <w:r>
-        <w:rPr>
-          <w:sz w:val="21"/>
-          <w:szCs w:val="21"/>
-        </w:rPr>
-        <w:t xml:space="preserve">Creates one account per role (</w:t>
-      </w:r>
-      <w:r>
-        <w:rPr>
-          <w:rFonts w:ascii="Consolas" w:cs="Consolas" w:eastAsia="Consolas" w:hAnsi="Consolas"/>
-          <w:color w:val="0A4520"/>
-          <w:sz w:val="19"/>
-          <w:szCs w:val="19"/>
-          <w:shd w:fill="EEF2EF" w:color="auto" w:val="clear"/>
-        </w:rPr>
-        <w:t xml:space="preserve">admin@nwrmp.test</w:t>
-      </w:r>
-      <w:r>
-        <w:rPr>
-          <w:sz w:val="21"/>
-          <w:szCs w:val="21"/>
-        </w:rPr>
-        <w:t xml:space="preserve">, </w:t>
-      </w:r>
-      <w:r>
-        <w:rPr>
-          <w:rFonts w:ascii="Consolas" w:cs="Consolas" w:eastAsia="Consolas" w:hAnsi="Consolas"/>
-          <w:color w:val="0A4520"/>
-          <w:sz w:val="19"/>
-          <w:szCs w:val="19"/>
-          <w:shd w:fill="EEF2EF" w:color="auto" w:val="clear"/>
-        </w:rPr>
-        <w:t xml:space="preserve">coordinator.mj@nwrmp.test</w:t>
-      </w:r>
-      <w:r>
-        <w:rPr>
-          <w:sz w:val="21"/>
-          <w:szCs w:val="21"/>
-        </w:rPr>
-        <w:t xml:space="preserve">, </w:t>
-      </w:r>
-      <w:r>
-        <w:rPr>
-          <w:rFonts w:ascii="Consolas" w:cs="Consolas" w:eastAsia="Consolas" w:hAnsi="Consolas"/>
-          <w:color w:val="0A4520"/>
-          <w:sz w:val="19"/>
-          <w:szCs w:val="19"/>
-          <w:shd w:fill="EEF2EF" w:color="auto" w:val="clear"/>
-        </w:rPr>
-        <w:t xml:space="preserve">field.mj@nwrmp.test</w:t>
-      </w:r>
-      <w:r>
-        <w:rPr>
-          <w:sz w:val="21"/>
-          <w:szCs w:val="21"/>
-        </w:rPr>
-        <w:t xml:space="preserve">, </w:t>
-      </w:r>
-      <w:r>
-        <w:rPr>
-          <w:rFonts w:ascii="Consolas" w:cs="Consolas" w:eastAsia="Consolas" w:hAnsi="Consolas"/>
-          <w:color w:val="0A4520"/>
-          <w:sz w:val="19"/>
-          <w:szCs w:val="19"/>
-          <w:shd w:fill="EEF2EF" w:color="auto" w:val="clear"/>
-        </w:rPr>
-        <w:t xml:space="preserve">lab@nwrmp.test</w:t>
-      </w:r>
-      <w:r>
-        <w:rPr>
-          <w:sz w:val="21"/>
-          <w:szCs w:val="21"/>
-        </w:rPr>
-        <w:t xml:space="preserve">, </w:t>
-      </w:r>
-      <w:r>
-        <w:rPr>
-          <w:rFonts w:ascii="Consolas" w:cs="Consolas" w:eastAsia="Consolas" w:hAnsi="Consolas"/>
-          <w:color w:val="0A4520"/>
-          <w:sz w:val="19"/>
-          <w:szCs w:val="19"/>
-          <w:shd w:fill="EEF2EF" w:color="auto" w:val="clear"/>
-        </w:rPr>
-        <w:t xml:space="preserve">maintenance@nwrmp.test</w:t>
-      </w:r>
-      <w:r>
-        <w:rPr>
-          <w:sz w:val="21"/>
-          <w:szCs w:val="21"/>
-        </w:rPr>
-        <w:t xml:space="preserve">, …) with one shared password, printed once:</w:t>
+      <w:r>
+        <w:rPr>
+          <w:sz w:val="21"/>
+          <w:szCs w:val="21"/>
+        </w:rPr>
+        <w:t xml:space="preserve">The same import from the server, for very large files:</w:t>
       </w:r>
     </w:p>
     <w:tbl>
@@ -7548,7 +7444,35 @@
                 <w:sz w:val="17"/>
                 <w:szCs w:val="17"/>
               </w:rPr>
-              <w:t xml:space="preserve">docker compose exec api node dist/cli.js users:demo</w:t>
+              <w:t xml:space="preserve">docker compose cp &lt;national-water-sources&gt;.xlsx api:/tmp/sources.xlsx</w:t>
+            </w:r>
+          </w:p>
+          <w:p>
+            <w:pPr>
+              <w:spacing w:after="0" w:line="240"/>
+            </w:pPr>
+            <w:r>
+              <w:rPr>
+                <w:rFonts w:ascii="Consolas" w:cs="Consolas" w:eastAsia="Consolas" w:hAnsi="Consolas"/>
+                <w:color w:val="1F2933"/>
+                <w:sz w:val="17"/>
+                <w:szCs w:val="17"/>
+              </w:rPr>
+              <w:t xml:space="preserve">docker compose exec api node dist/cli.js seed /tmp/sources.xlsx</w:t>
+            </w:r>
+          </w:p>
+          <w:p>
+            <w:pPr>
+              <w:spacing w:after="0" w:line="240"/>
+            </w:pPr>
+            <w:r>
+              <w:rPr>
+                <w:rFonts w:ascii="Consolas" w:cs="Consolas" w:eastAsia="Consolas" w:hAnsi="Consolas"/>
+                <w:color w:val="1F2933"/>
+                <w:sz w:val="17"/>
+                <w:szCs w:val="17"/>
+              </w:rPr>
+              <w:t xml:space="preserve">docker compose exec -u root api rm /tmp/sources.xlsx</w:t>
             </w:r>
           </w:p>
         </w:tc>
@@ -7558,64 +7482,25 @@
       <w:pPr>
         <w:spacing w:after="100"/>
       </w:pPr>
-    </w:p>
-    <w:p>
-      <w:r>
-        <w:rPr>
-          <w:b/>
-          <w:bCs/>
-          <w:sz w:val="21"/>
-          <w:szCs w:val="21"/>
-        </w:rPr>
-        <w:t xml:space="preserve">Deactivate these accounts before go-live</w:t>
-      </w:r>
-      <w:r>
-        <w:rPr>
-          <w:sz w:val="21"/>
-          <w:szCs w:val="21"/>
-        </w:rPr>
-        <w:t xml:space="preserve"> (Users and roles → Deactivate), or test on a separate installation.</w:t>
-      </w:r>
-    </w:p>
-    <w:p>
-      <w:pPr>
-        <w:pStyle w:val="Heading1"/>
-        <w:keepNext/>
-        <w:pageBreakBefore/>
-      </w:pPr>
-      <w:bookmarkStart w:name="sec_9" w:id="17"/>
-      <w:r>
-        <w:t xml:space="preserve">9. End-to-end test</w:t>
-      </w:r>
-      <w:bookmarkEnd w:id="17"/>
-    </w:p>
-    <w:p>
-      <w:r>
-        <w:rPr>
-          <w:sz w:val="21"/>
-          <w:szCs w:val="21"/>
-        </w:rPr>
-        <w:t xml:space="preserve">Record each result in the sign-off table (§9.7). Use a PC with Chrome or Edge and an Android phone with Chrome, both prepared as in §6.3. The tests use the demo accounts (§8.4) and the sample data (§8.3).</w:t>
-      </w:r>
     </w:p>
     <w:p>
       <w:pPr>
         <w:pStyle w:val="Heading2"/>
         <w:keepNext/>
       </w:pPr>
-      <w:bookmarkStart w:name="sec_9_1" w:id="18"/>
-      <w:r>
-        <w:t xml:space="preserve">9.1 Automated smoke test</w:t>
-      </w:r>
-      <w:bookmarkEnd w:id="18"/>
-    </w:p>
-    <w:p>
-      <w:r>
-        <w:rPr>
-          <w:sz w:val="21"/>
-          <w:szCs w:val="21"/>
-        </w:rPr>
-        <w:t xml:space="preserve">On the server (or any Linux/macOS machine with </w:t>
+      <w:bookmarkStart w:name="sec_8_4" w:id="16"/>
+      <w:r>
+        <w:t xml:space="preserve">8.4 Demo accounts for testing (optional)</w:t>
+      </w:r>
+      <w:bookmarkEnd w:id="16"/>
+    </w:p>
+    <w:p>
+      <w:r>
+        <w:rPr>
+          <w:sz w:val="21"/>
+          <w:szCs w:val="21"/>
+        </w:rPr>
+        <w:t xml:space="preserve">Creates one account per role (</w:t>
       </w:r>
       <w:r>
         <w:rPr>
@@ -7625,14 +7510,14 @@
           <w:szCs w:val="19"/>
           <w:shd w:fill="EEF2EF" w:color="auto" w:val="clear"/>
         </w:rPr>
-        <w:t xml:space="preserve">bash</w:t>
-      </w:r>
-      <w:r>
-        <w:rPr>
-          <w:sz w:val="21"/>
-          <w:szCs w:val="21"/>
-        </w:rPr>
-        <w:t xml:space="preserve"> and </w:t>
+        <w:t xml:space="preserve">admin@nwrmp.test</w:t>
+      </w:r>
+      <w:r>
+        <w:rPr>
+          <w:sz w:val="21"/>
+          <w:szCs w:val="21"/>
+        </w:rPr>
+        <w:t xml:space="preserve">, </w:t>
       </w:r>
       <w:r>
         <w:rPr>
@@ -7642,14 +7527,65 @@
           <w:szCs w:val="19"/>
           <w:shd w:fill="EEF2EF" w:color="auto" w:val="clear"/>
         </w:rPr>
-        <w:t xml:space="preserve">curl</w:t>
-      </w:r>
-      <w:r>
-        <w:rPr>
-          <w:sz w:val="21"/>
-          <w:szCs w:val="21"/>
-        </w:rPr>
-        <w:t xml:space="preserve">):</w:t>
+        <w:t xml:space="preserve">coordinator.mj@nwrmp.test</w:t>
+      </w:r>
+      <w:r>
+        <w:rPr>
+          <w:sz w:val="21"/>
+          <w:szCs w:val="21"/>
+        </w:rPr>
+        <w:t xml:space="preserve">, </w:t>
+      </w:r>
+      <w:r>
+        <w:rPr>
+          <w:rFonts w:ascii="Consolas" w:cs="Consolas" w:eastAsia="Consolas" w:hAnsi="Consolas"/>
+          <w:color w:val="0A4520"/>
+          <w:sz w:val="19"/>
+          <w:szCs w:val="19"/>
+          <w:shd w:fill="EEF2EF" w:color="auto" w:val="clear"/>
+        </w:rPr>
+        <w:t xml:space="preserve">field.mj@nwrmp.test</w:t>
+      </w:r>
+      <w:r>
+        <w:rPr>
+          <w:sz w:val="21"/>
+          <w:szCs w:val="21"/>
+        </w:rPr>
+        <w:t xml:space="preserve">, </w:t>
+      </w:r>
+      <w:r>
+        <w:rPr>
+          <w:rFonts w:ascii="Consolas" w:cs="Consolas" w:eastAsia="Consolas" w:hAnsi="Consolas"/>
+          <w:color w:val="0A4520"/>
+          <w:sz w:val="19"/>
+          <w:szCs w:val="19"/>
+          <w:shd w:fill="EEF2EF" w:color="auto" w:val="clear"/>
+        </w:rPr>
+        <w:t xml:space="preserve">lab@nwrmp.test</w:t>
+      </w:r>
+      <w:r>
+        <w:rPr>
+          <w:sz w:val="21"/>
+          <w:szCs w:val="21"/>
+        </w:rPr>
+        <w:t xml:space="preserve">, </w:t>
+      </w:r>
+      <w:r>
+        <w:rPr>
+          <w:rFonts w:ascii="Consolas" w:cs="Consolas" w:eastAsia="Consolas" w:hAnsi="Consolas"/>
+          <w:color w:val="0A4520"/>
+          <w:sz w:val="19"/>
+          <w:szCs w:val="19"/>
+          <w:shd w:fill="EEF2EF" w:color="auto" w:val="clear"/>
+        </w:rPr>
+        <w:t xml:space="preserve">maintenance@nwrmp.test</w:t>
+      </w:r>
+      <w:r>
+        <w:rPr>
+          <w:sz w:val="21"/>
+          <w:szCs w:val="21"/>
+        </w:rPr>
+        <w:t xml:space="preserve">, …) with one shared password, printed once:</w:t>
       </w:r>
     </w:p>
     <w:tbl>
@@ -7693,6 +7629,151 @@
                 <w:sz w:val="17"/>
                 <w:szCs w:val="17"/>
               </w:rPr>
+              <w:t xml:space="preserve">docker compose exec api node dist/cli.js users:demo</w:t>
+            </w:r>
+          </w:p>
+        </w:tc>
+      </w:tr>
+    </w:tbl>
+    <w:p>
+      <w:pPr>
+        <w:spacing w:after="100"/>
+      </w:pPr>
+    </w:p>
+    <w:p>
+      <w:r>
+        <w:rPr>
+          <w:b/>
+          <w:bCs/>
+          <w:sz w:val="21"/>
+          <w:szCs w:val="21"/>
+        </w:rPr>
+        <w:t xml:space="preserve">Deactivate these accounts before go-live</w:t>
+      </w:r>
+      <w:r>
+        <w:rPr>
+          <w:sz w:val="21"/>
+          <w:szCs w:val="21"/>
+        </w:rPr>
+        <w:t xml:space="preserve"> (Users and roles → Deactivate), or test on a separate installation.</w:t>
+      </w:r>
+    </w:p>
+    <w:p>
+      <w:pPr>
+        <w:pStyle w:val="Heading1"/>
+        <w:keepNext/>
+        <w:pageBreakBefore/>
+      </w:pPr>
+      <w:bookmarkStart w:name="sec_9" w:id="17"/>
+      <w:r>
+        <w:t xml:space="preserve">9. End-to-end test</w:t>
+      </w:r>
+      <w:bookmarkEnd w:id="17"/>
+    </w:p>
+    <w:p>
+      <w:r>
+        <w:rPr>
+          <w:sz w:val="21"/>
+          <w:szCs w:val="21"/>
+        </w:rPr>
+        <w:t xml:space="preserve">Record each result in the sign-off table (§9.8). Use a PC with Chrome or Edge and an Android phone with Chrome, both prepared as in §6.3. The tests use the demo accounts (§8.4) and the sample data (§8.3).</w:t>
+      </w:r>
+    </w:p>
+    <w:p>
+      <w:pPr>
+        <w:pStyle w:val="Heading2"/>
+        <w:keepNext/>
+      </w:pPr>
+      <w:bookmarkStart w:name="sec_9_1" w:id="18"/>
+      <w:r>
+        <w:t xml:space="preserve">9.1 Automated smoke test</w:t>
+      </w:r>
+      <w:bookmarkEnd w:id="18"/>
+    </w:p>
+    <w:p>
+      <w:r>
+        <w:rPr>
+          <w:sz w:val="21"/>
+          <w:szCs w:val="21"/>
+        </w:rPr>
+        <w:t xml:space="preserve">On the server (or any Linux/macOS machine with </w:t>
+      </w:r>
+      <w:r>
+        <w:rPr>
+          <w:rFonts w:ascii="Consolas" w:cs="Consolas" w:eastAsia="Consolas" w:hAnsi="Consolas"/>
+          <w:color w:val="0A4520"/>
+          <w:sz w:val="19"/>
+          <w:szCs w:val="19"/>
+          <w:shd w:fill="EEF2EF" w:color="auto" w:val="clear"/>
+        </w:rPr>
+        <w:t xml:space="preserve">bash</w:t>
+      </w:r>
+      <w:r>
+        <w:rPr>
+          <w:sz w:val="21"/>
+          <w:szCs w:val="21"/>
+        </w:rPr>
+        <w:t xml:space="preserve"> and </w:t>
+      </w:r>
+      <w:r>
+        <w:rPr>
+          <w:rFonts w:ascii="Consolas" w:cs="Consolas" w:eastAsia="Consolas" w:hAnsi="Consolas"/>
+          <w:color w:val="0A4520"/>
+          <w:sz w:val="19"/>
+          <w:szCs w:val="19"/>
+          <w:shd w:fill="EEF2EF" w:color="auto" w:val="clear"/>
+        </w:rPr>
+        <w:t xml:space="preserve">curl</w:t>
+      </w:r>
+      <w:r>
+        <w:rPr>
+          <w:sz w:val="21"/>
+          <w:szCs w:val="21"/>
+        </w:rPr>
+        <w:t xml:space="preserve">):</w:t>
+      </w:r>
+    </w:p>
+    <w:tbl>
+      <w:tblPr>
+        <w:tblW w:type="dxa" w:w="9746"/>
+        <w:tblBorders>
+          <w:top w:val="single" w:color="D3DCD6" w:sz="4"/>
+          <w:left w:val="single" w:color="0B8034" w:sz="18"/>
+          <w:bottom w:val="single" w:color="D3DCD6" w:sz="4"/>
+          <w:right w:val="single" w:color="D3DCD6" w:sz="4"/>
+          <w:insideH w:val="none" w:color="FFFFFF" w:sz="0"/>
+          <w:insideV w:val="none" w:color="FFFFFF" w:sz="0"/>
+        </w:tblBorders>
+        <w:tblCellMar>
+          <w:top w:type="dxa" w:w="70"/>
+          <w:left w:type="dxa" w:w="160"/>
+          <w:bottom w:type="dxa" w:w="70"/>
+          <w:right w:type="dxa" w:w="120"/>
+        </w:tblCellMar>
+      </w:tblPr>
+      <w:tblGrid>
+        <w:gridCol w:w="9746"/>
+      </w:tblGrid>
+      <w:tr>
+        <w:trPr>
+          <w:cantSplit/>
+        </w:trPr>
+        <w:tc>
+          <w:tcPr>
+            <w:tcW w:type="dxa" w:w="9746"/>
+            <w:shd w:fill="F3F6F4" w:color="auto" w:val="clear"/>
+          </w:tcPr>
+          <w:p>
+            <w:pPr>
+              <w:spacing w:after="0" w:line="240"/>
+            </w:pPr>
+            <w:r>
+              <w:rPr>
+                <w:rFonts w:ascii="Consolas" w:cs="Consolas" w:eastAsia="Consolas" w:hAnsi="Consolas"/>
+                <w:color w:val="1F2933"/>
+                <w:sz w:val="17"/>
+                <w:szCs w:val="17"/>
+              </w:rPr>
               <w:t xml:space="preserve">./scripts/smoke-test.sh http://&lt;server-ip&gt;:8080</w:t>
             </w:r>
             <w:r>
@@ -7758,7 +7839,7 @@
           <w:sz w:val="21"/>
           <w:szCs w:val="21"/>
         </w:rPr>
-        <w:t xml:space="preserve"> — 26 checks on HTTPS; on HTTP the two HTTPS-only checks show SKIP. With HTTPS on a server whose HTTP port is not 80, run it as </w:t>
+        <w:t xml:space="preserve"> — 27 checks on HTTPS; on HTTP the two HTTPS-only checks show SKIP. With HTTPS on a server whose HTTP port is not 80, run it as </w:t>
       </w:r>
       <w:r>
         <w:rPr>
@@ -12261,9 +12342,822 @@
       </w:pPr>
       <w:bookmarkStart w:name="sec_9_6" w:id="23"/>
       <w:r>
-        <w:t xml:space="preserve">9.6 Operations</w:t>
+        <w:t xml:space="preserve">9.6 Reports and data import (PC)</w:t>
       </w:r>
       <w:bookmarkEnd w:id="23"/>
+    </w:p>
+    <w:tbl>
+      <w:tblPr>
+        <w:tblW w:type="dxa" w:w="9746"/>
+        <w:tblBorders>
+          <w:top w:val="single" w:color="C9D3CD" w:sz="4"/>
+          <w:left w:val="single" w:color="C9D3CD" w:sz="4"/>
+          <w:bottom w:val="single" w:color="C9D3CD" w:sz="4"/>
+          <w:right w:val="single" w:color="C9D3CD" w:sz="4"/>
+          <w:insideH w:val="single" w:color="C9D3CD" w:sz="4"/>
+          <w:insideV w:val="single" w:color="C9D3CD" w:sz="4"/>
+        </w:tblBorders>
+        <w:tblCellMar>
+          <w:top w:type="dxa" w:w="50"/>
+          <w:left w:type="dxa" w:w="100"/>
+          <w:bottom w:type="dxa" w:w="50"/>
+          <w:right w:type="dxa" w:w="100"/>
+        </w:tblCellMar>
+      </w:tblPr>
+      <w:tblGrid>
+        <w:gridCol w:w="683"/>
+        <w:gridCol w:w="876"/>
+        <w:gridCol w:w="3749"/>
+        <w:gridCol w:w="4438"/>
+      </w:tblGrid>
+      <w:tr>
+        <w:trPr>
+          <w:cantSplit/>
+          <w:tblHeader/>
+        </w:trPr>
+        <w:tc>
+          <w:tcPr>
+            <w:tcW w:type="dxa" w:w="683"/>
+            <w:shd w:fill="0B8034" w:color="auto" w:val="clear"/>
+            <w:vAlign w:val="center"/>
+          </w:tcPr>
+          <w:p>
+            <w:pPr>
+              <w:spacing w:after="0" w:line="252"/>
+            </w:pPr>
+            <w:r>
+              <w:rPr>
+                <w:b/>
+                <w:bCs/>
+                <w:color w:val="FFFFFF"/>
+                <w:sz w:val="18"/>
+                <w:szCs w:val="18"/>
+              </w:rPr>
+              <w:t xml:space="preserve">#</w:t>
+            </w:r>
+          </w:p>
+        </w:tc>
+        <w:tc>
+          <w:tcPr>
+            <w:tcW w:type="dxa" w:w="876"/>
+            <w:shd w:fill="0B8034" w:color="auto" w:val="clear"/>
+            <w:vAlign w:val="center"/>
+          </w:tcPr>
+          <w:p>
+            <w:pPr>
+              <w:spacing w:after="0" w:line="252"/>
+            </w:pPr>
+            <w:r>
+              <w:rPr>
+                <w:b/>
+                <w:bCs/>
+                <w:color w:val="FFFFFF"/>
+                <w:sz w:val="18"/>
+                <w:szCs w:val="18"/>
+              </w:rPr>
+              <w:t xml:space="preserve">Test</w:t>
+            </w:r>
+          </w:p>
+        </w:tc>
+        <w:tc>
+          <w:tcPr>
+            <w:tcW w:type="dxa" w:w="3749"/>
+            <w:shd w:fill="0B8034" w:color="auto" w:val="clear"/>
+            <w:vAlign w:val="center"/>
+          </w:tcPr>
+          <w:p>
+            <w:pPr>
+              <w:spacing w:after="0" w:line="252"/>
+            </w:pPr>
+            <w:r>
+              <w:rPr>
+                <w:b/>
+                <w:bCs/>
+                <w:color w:val="FFFFFF"/>
+                <w:sz w:val="18"/>
+                <w:szCs w:val="18"/>
+              </w:rPr>
+              <w:t xml:space="preserve">Steps</w:t>
+            </w:r>
+          </w:p>
+        </w:tc>
+        <w:tc>
+          <w:tcPr>
+            <w:tcW w:type="dxa" w:w="4438"/>
+            <w:shd w:fill="0B8034" w:color="auto" w:val="clear"/>
+            <w:vAlign w:val="center"/>
+          </w:tcPr>
+          <w:p>
+            <w:pPr>
+              <w:spacing w:after="0" w:line="252"/>
+            </w:pPr>
+            <w:r>
+              <w:rPr>
+                <w:b/>
+                <w:bCs/>
+                <w:color w:val="FFFFFF"/>
+                <w:sz w:val="18"/>
+                <w:szCs w:val="18"/>
+              </w:rPr>
+              <w:t xml:space="preserve">Expected result</w:t>
+            </w:r>
+          </w:p>
+        </w:tc>
+      </w:tr>
+      <w:tr>
+        <w:trPr>
+          <w:cantSplit/>
+          <w:tblHeader w:val="off"/>
+        </w:trPr>
+        <w:tc>
+          <w:tcPr>
+            <w:tcW w:type="dxa" w:w="683"/>
+            <w:vAlign w:val="center"/>
+          </w:tcPr>
+          <w:p>
+            <w:pPr>
+              <w:spacing w:after="0" w:line="252"/>
+            </w:pPr>
+            <w:r>
+              <w:rPr>
+                <w:sz w:val="18"/>
+                <w:szCs w:val="18"/>
+              </w:rPr>
+              <w:t xml:space="preserve">R1</w:t>
+            </w:r>
+          </w:p>
+        </w:tc>
+        <w:tc>
+          <w:tcPr>
+            <w:tcW w:type="dxa" w:w="876"/>
+            <w:vAlign w:val="center"/>
+          </w:tcPr>
+          <w:p>
+            <w:pPr>
+              <w:spacing w:after="0" w:line="252"/>
+            </w:pPr>
+            <w:r>
+              <w:rPr>
+                <w:sz w:val="18"/>
+                <w:szCs w:val="18"/>
+              </w:rPr>
+              <w:t xml:space="preserve">Summary report</w:t>
+            </w:r>
+          </w:p>
+        </w:tc>
+        <w:tc>
+          <w:tcPr>
+            <w:tcW w:type="dxa" w:w="3749"/>
+            <w:vAlign w:val="center"/>
+          </w:tcPr>
+          <w:p>
+            <w:pPr>
+              <w:spacing w:after="0" w:line="252"/>
+            </w:pPr>
+            <w:r>
+              <w:rPr>
+                <w:sz w:val="18"/>
+                <w:szCs w:val="18"/>
+              </w:rPr>
+              <w:t xml:space="preserve">As </w:t>
+            </w:r>
+            <w:r>
+              <w:rPr>
+                <w:rFonts w:ascii="Consolas" w:cs="Consolas" w:eastAsia="Consolas" w:hAnsi="Consolas"/>
+                <w:color w:val="0A4520"/>
+                <w:sz w:val="16"/>
+                <w:szCs w:val="16"/>
+                <w:shd w:fill="EEF2EF" w:color="auto" w:val="clear"/>
+              </w:rPr>
+              <w:t xml:space="preserve">admin@nwrmp.test</w:t>
+            </w:r>
+            <w:r>
+              <w:rPr>
+                <w:sz w:val="18"/>
+                <w:szCs w:val="18"/>
+              </w:rPr>
+              <w:t xml:space="preserve">: Reports</w:t>
+            </w:r>
+          </w:p>
+        </w:tc>
+        <w:tc>
+          <w:tcPr>
+            <w:tcW w:type="dxa" w:w="4438"/>
+            <w:vAlign w:val="center"/>
+          </w:tcPr>
+          <w:p>
+            <w:pPr>
+              <w:spacing w:after="0" w:line="252"/>
+            </w:pPr>
+            <w:r>
+              <w:rPr>
+                <w:sz w:val="18"/>
+                <w:szCs w:val="18"/>
+              </w:rPr>
+              <w:t xml:space="preserve">Ministry letterhead, key figures, tables by region and type, water quality and maintenance; "Sample data" note</w:t>
+            </w:r>
+          </w:p>
+        </w:tc>
+      </w:tr>
+      <w:tr>
+        <w:trPr>
+          <w:cantSplit/>
+          <w:tblHeader w:val="off"/>
+        </w:trPr>
+        <w:tc>
+          <w:tcPr>
+            <w:tcW w:type="dxa" w:w="683"/>
+            <w:shd w:fill="F7F9F8" w:color="auto" w:val="clear"/>
+            <w:vAlign w:val="center"/>
+          </w:tcPr>
+          <w:p>
+            <w:pPr>
+              <w:spacing w:after="0" w:line="252"/>
+            </w:pPr>
+            <w:r>
+              <w:rPr>
+                <w:sz w:val="18"/>
+                <w:szCs w:val="18"/>
+              </w:rPr>
+              <w:t xml:space="preserve">R2</w:t>
+            </w:r>
+          </w:p>
+        </w:tc>
+        <w:tc>
+          <w:tcPr>
+            <w:tcW w:type="dxa" w:w="876"/>
+            <w:shd w:fill="F7F9F8" w:color="auto" w:val="clear"/>
+            <w:vAlign w:val="center"/>
+          </w:tcPr>
+          <w:p>
+            <w:pPr>
+              <w:spacing w:after="0" w:line="252"/>
+            </w:pPr>
+            <w:r>
+              <w:rPr>
+                <w:sz w:val="18"/>
+                <w:szCs w:val="18"/>
+              </w:rPr>
+              <w:t xml:space="preserve">Print / PDF</w:t>
+            </w:r>
+          </w:p>
+        </w:tc>
+        <w:tc>
+          <w:tcPr>
+            <w:tcW w:type="dxa" w:w="3749"/>
+            <w:shd w:fill="F7F9F8" w:color="auto" w:val="clear"/>
+            <w:vAlign w:val="center"/>
+          </w:tcPr>
+          <w:p>
+            <w:pPr>
+              <w:spacing w:after="0" w:line="252"/>
+            </w:pPr>
+            <w:r>
+              <w:rPr>
+                <w:sz w:val="18"/>
+                <w:szCs w:val="18"/>
+              </w:rPr>
+              <w:t xml:space="preserve">Print or save as PDF → Save as PDF</w:t>
+            </w:r>
+          </w:p>
+        </w:tc>
+        <w:tc>
+          <w:tcPr>
+            <w:tcW w:type="dxa" w:w="4438"/>
+            <w:shd w:fill="F7F9F8" w:color="auto" w:val="clear"/>
+            <w:vAlign w:val="center"/>
+          </w:tcPr>
+          <w:p>
+            <w:pPr>
+              <w:spacing w:after="0" w:line="252"/>
+            </w:pPr>
+            <w:r>
+              <w:rPr>
+                <w:sz w:val="18"/>
+                <w:szCs w:val="18"/>
+              </w:rPr>
+              <w:t xml:space="preserve">A4 pages with the report only (no menu or top bar)</w:t>
+            </w:r>
+          </w:p>
+        </w:tc>
+      </w:tr>
+      <w:tr>
+        <w:trPr>
+          <w:cantSplit/>
+          <w:tblHeader w:val="off"/>
+        </w:trPr>
+        <w:tc>
+          <w:tcPr>
+            <w:tcW w:type="dxa" w:w="683"/>
+            <w:vAlign w:val="center"/>
+          </w:tcPr>
+          <w:p>
+            <w:pPr>
+              <w:spacing w:after="0" w:line="252"/>
+            </w:pPr>
+            <w:r>
+              <w:rPr>
+                <w:sz w:val="18"/>
+                <w:szCs w:val="18"/>
+              </w:rPr>
+              <w:t xml:space="preserve">R3</w:t>
+            </w:r>
+          </w:p>
+        </w:tc>
+        <w:tc>
+          <w:tcPr>
+            <w:tcW w:type="dxa" w:w="876"/>
+            <w:vAlign w:val="center"/>
+          </w:tcPr>
+          <w:p>
+            <w:pPr>
+              <w:spacing w:after="0" w:line="252"/>
+            </w:pPr>
+            <w:r>
+              <w:rPr>
+                <w:sz w:val="18"/>
+                <w:szCs w:val="18"/>
+              </w:rPr>
+              <w:t xml:space="preserve">Excel exports</w:t>
+            </w:r>
+          </w:p>
+        </w:tc>
+        <w:tc>
+          <w:tcPr>
+            <w:tcW w:type="dxa" w:w="3749"/>
+            <w:vAlign w:val="center"/>
+          </w:tcPr>
+          <w:p>
+            <w:pPr>
+              <w:spacing w:after="0" w:line="252"/>
+            </w:pPr>
+            <w:r>
+              <w:rPr>
+                <w:sz w:val="18"/>
+                <w:szCs w:val="18"/>
+              </w:rPr>
+              <w:t xml:space="preserve">Download each .xlsx under "Download data in Excel"; Water sources → filter a type → Export to Excel</w:t>
+            </w:r>
+          </w:p>
+        </w:tc>
+        <w:tc>
+          <w:tcPr>
+            <w:tcW w:type="dxa" w:w="4438"/>
+            <w:vAlign w:val="center"/>
+          </w:tcPr>
+          <w:p>
+            <w:pPr>
+              <w:spacing w:after="0" w:line="252"/>
+            </w:pPr>
+            <w:r>
+              <w:rPr>
+                <w:sz w:val="18"/>
+                <w:szCs w:val="18"/>
+              </w:rPr>
+              <w:t xml:space="preserve">Each file opens in Excel with a green header row; the filtered export has only that type</w:t>
+            </w:r>
+          </w:p>
+        </w:tc>
+      </w:tr>
+      <w:tr>
+        <w:trPr>
+          <w:cantSplit/>
+          <w:tblHeader w:val="off"/>
+        </w:trPr>
+        <w:tc>
+          <w:tcPr>
+            <w:tcW w:type="dxa" w:w="683"/>
+            <w:shd w:fill="F7F9F8" w:color="auto" w:val="clear"/>
+            <w:vAlign w:val="center"/>
+          </w:tcPr>
+          <w:p>
+            <w:pPr>
+              <w:spacing w:after="0" w:line="252"/>
+            </w:pPr>
+            <w:r>
+              <w:rPr>
+                <w:sz w:val="18"/>
+                <w:szCs w:val="18"/>
+              </w:rPr>
+              <w:t xml:space="preserve">R4</w:t>
+            </w:r>
+          </w:p>
+        </w:tc>
+        <w:tc>
+          <w:tcPr>
+            <w:tcW w:type="dxa" w:w="876"/>
+            <w:shd w:fill="F7F9F8" w:color="auto" w:val="clear"/>
+            <w:vAlign w:val="center"/>
+          </w:tcPr>
+          <w:p>
+            <w:pPr>
+              <w:spacing w:after="0" w:line="252"/>
+            </w:pPr>
+            <w:r>
+              <w:rPr>
+                <w:sz w:val="18"/>
+                <w:szCs w:val="18"/>
+              </w:rPr>
+              <w:t xml:space="preserve">Region limits</w:t>
+            </w:r>
+          </w:p>
+        </w:tc>
+        <w:tc>
+          <w:tcPr>
+            <w:tcW w:type="dxa" w:w="3749"/>
+            <w:shd w:fill="F7F9F8" w:color="auto" w:val="clear"/>
+            <w:vAlign w:val="center"/>
+          </w:tcPr>
+          <w:p>
+            <w:pPr>
+              <w:spacing w:after="0" w:line="252"/>
+            </w:pPr>
+            <w:r>
+              <w:rPr>
+                <w:sz w:val="18"/>
+                <w:szCs w:val="18"/>
+              </w:rPr>
+              <w:t xml:space="preserve">As </w:t>
+            </w:r>
+            <w:r>
+              <w:rPr>
+                <w:rFonts w:ascii="Consolas" w:cs="Consolas" w:eastAsia="Consolas" w:hAnsi="Consolas"/>
+                <w:color w:val="0A4520"/>
+                <w:sz w:val="16"/>
+                <w:szCs w:val="16"/>
+                <w:shd w:fill="EEF2EF" w:color="auto" w:val="clear"/>
+              </w:rPr>
+              <w:t xml:space="preserve">coordinator.mj</w:t>
+            </w:r>
+            <w:r>
+              <w:rPr>
+                <w:sz w:val="18"/>
+                <w:szCs w:val="18"/>
+              </w:rPr>
+              <w:t xml:space="preserve">: Reports and its downloads</w:t>
+            </w:r>
+          </w:p>
+        </w:tc>
+        <w:tc>
+          <w:tcPr>
+            <w:tcW w:type="dxa" w:w="4438"/>
+            <w:shd w:fill="F7F9F8" w:color="auto" w:val="clear"/>
+            <w:vAlign w:val="center"/>
+          </w:tcPr>
+          <w:p>
+            <w:pPr>
+              <w:spacing w:after="0" w:line="252"/>
+            </w:pPr>
+            <w:r>
+              <w:rPr>
+                <w:sz w:val="18"/>
+                <w:szCs w:val="18"/>
+              </w:rPr>
+              <w:t xml:space="preserve">Only Maroodi Jeex; no region choice; no audit-log download</w:t>
+            </w:r>
+          </w:p>
+        </w:tc>
+      </w:tr>
+      <w:tr>
+        <w:trPr>
+          <w:cantSplit/>
+          <w:tblHeader w:val="off"/>
+        </w:trPr>
+        <w:tc>
+          <w:tcPr>
+            <w:tcW w:type="dxa" w:w="683"/>
+            <w:vAlign w:val="center"/>
+          </w:tcPr>
+          <w:p>
+            <w:pPr>
+              <w:spacing w:after="0" w:line="252"/>
+            </w:pPr>
+            <w:r>
+              <w:rPr>
+                <w:sz w:val="18"/>
+                <w:szCs w:val="18"/>
+              </w:rPr>
+              <w:t xml:space="preserve">I1</w:t>
+            </w:r>
+          </w:p>
+        </w:tc>
+        <w:tc>
+          <w:tcPr>
+            <w:tcW w:type="dxa" w:w="876"/>
+            <w:vAlign w:val="center"/>
+          </w:tcPr>
+          <w:p>
+            <w:pPr>
+              <w:spacing w:after="0" w:line="252"/>
+            </w:pPr>
+            <w:r>
+              <w:rPr>
+                <w:sz w:val="18"/>
+                <w:szCs w:val="18"/>
+              </w:rPr>
+              <w:t xml:space="preserve">Check a workbook</w:t>
+            </w:r>
+          </w:p>
+        </w:tc>
+        <w:tc>
+          <w:tcPr>
+            <w:tcW w:type="dxa" w:w="3749"/>
+            <w:vAlign w:val="center"/>
+          </w:tcPr>
+          <w:p>
+            <w:pPr>
+              <w:spacing w:after="0" w:line="252"/>
+            </w:pPr>
+            <w:r>
+              <w:rPr>
+                <w:sz w:val="18"/>
+                <w:szCs w:val="18"/>
+              </w:rPr>
+              <w:t xml:space="preserve">As admin: Registry → Import data → choose the sample workbook (</w:t>
+            </w:r>
+            <w:r>
+              <w:rPr>
+                <w:rFonts w:ascii="Consolas" w:cs="Consolas" w:eastAsia="Consolas" w:hAnsi="Consolas"/>
+                <w:color w:val="0A4520"/>
+                <w:sz w:val="16"/>
+                <w:szCs w:val="16"/>
+                <w:shd w:fill="EEF2EF" w:color="auto" w:val="clear"/>
+              </w:rPr>
+              <w:t xml:space="preserve">apps/api/data/National_Water_Source_Data_SAMPLE.xlsx</w:t>
+            </w:r>
+            <w:r>
+              <w:rPr>
+                <w:sz w:val="18"/>
+                <w:szCs w:val="18"/>
+              </w:rPr>
+              <w:t xml:space="preserve">) → Check the file</w:t>
+            </w:r>
+          </w:p>
+        </w:tc>
+        <w:tc>
+          <w:tcPr>
+            <w:tcW w:type="dxa" w:w="4438"/>
+            <w:vAlign w:val="center"/>
+          </w:tcPr>
+          <w:p>
+            <w:pPr>
+              <w:spacing w:after="0" w:line="252"/>
+            </w:pPr>
+            <w:r>
+              <w:rPr>
+                <w:sz w:val="18"/>
+                <w:szCs w:val="18"/>
+              </w:rPr>
+              <w:t xml:space="preserve">64 would be added, 64 possible duplicates (the sample is already loaded); problems listed; nothing saved (source count unchanged)</w:t>
+            </w:r>
+          </w:p>
+        </w:tc>
+      </w:tr>
+      <w:tr>
+        <w:trPr>
+          <w:cantSplit/>
+          <w:tblHeader w:val="off"/>
+        </w:trPr>
+        <w:tc>
+          <w:tcPr>
+            <w:tcW w:type="dxa" w:w="683"/>
+            <w:shd w:fill="F7F9F8" w:color="auto" w:val="clear"/>
+            <w:vAlign w:val="center"/>
+          </w:tcPr>
+          <w:p>
+            <w:pPr>
+              <w:spacing w:after="0" w:line="252"/>
+            </w:pPr>
+            <w:r>
+              <w:rPr>
+                <w:sz w:val="18"/>
+                <w:szCs w:val="18"/>
+              </w:rPr>
+              <w:t xml:space="preserve">I2</w:t>
+            </w:r>
+          </w:p>
+        </w:tc>
+        <w:tc>
+          <w:tcPr>
+            <w:tcW w:type="dxa" w:w="876"/>
+            <w:shd w:fill="F7F9F8" w:color="auto" w:val="clear"/>
+            <w:vAlign w:val="center"/>
+          </w:tcPr>
+          <w:p>
+            <w:pPr>
+              <w:spacing w:after="0" w:line="252"/>
+            </w:pPr>
+            <w:r>
+              <w:rPr>
+                <w:sz w:val="18"/>
+                <w:szCs w:val="18"/>
+              </w:rPr>
+              <w:t xml:space="preserve">Wrong file</w:t>
+            </w:r>
+          </w:p>
+        </w:tc>
+        <w:tc>
+          <w:tcPr>
+            <w:tcW w:type="dxa" w:w="3749"/>
+            <w:shd w:fill="F7F9F8" w:color="auto" w:val="clear"/>
+            <w:vAlign w:val="center"/>
+          </w:tcPr>
+          <w:p>
+            <w:pPr>
+              <w:spacing w:after="0" w:line="252"/>
+            </w:pPr>
+            <w:r>
+              <w:rPr>
+                <w:sz w:val="18"/>
+                <w:szCs w:val="18"/>
+              </w:rPr>
+              <w:t xml:space="preserve">Choose a .csv or a renamed file → Check the file</w:t>
+            </w:r>
+          </w:p>
+        </w:tc>
+        <w:tc>
+          <w:tcPr>
+            <w:tcW w:type="dxa" w:w="4438"/>
+            <w:shd w:fill="F7F9F8" w:color="auto" w:val="clear"/>
+            <w:vAlign w:val="center"/>
+          </w:tcPr>
+          <w:p>
+            <w:pPr>
+              <w:spacing w:after="0" w:line="252"/>
+            </w:pPr>
+            <w:r>
+              <w:rPr>
+                <w:sz w:val="18"/>
+                <w:szCs w:val="18"/>
+              </w:rPr>
+              <w:t xml:space="preserve">A clear message that the file must be an Excel workbook in the Ministry template</w:t>
+            </w:r>
+          </w:p>
+        </w:tc>
+      </w:tr>
+      <w:tr>
+        <w:trPr>
+          <w:cantSplit/>
+          <w:tblHeader w:val="off"/>
+        </w:trPr>
+        <w:tc>
+          <w:tcPr>
+            <w:tcW w:type="dxa" w:w="683"/>
+            <w:vAlign w:val="center"/>
+          </w:tcPr>
+          <w:p>
+            <w:pPr>
+              <w:spacing w:after="0" w:line="252"/>
+            </w:pPr>
+            <w:r>
+              <w:rPr>
+                <w:sz w:val="18"/>
+                <w:szCs w:val="18"/>
+              </w:rPr>
+              <w:t xml:space="preserve">I3</w:t>
+            </w:r>
+          </w:p>
+        </w:tc>
+        <w:tc>
+          <w:tcPr>
+            <w:tcW w:type="dxa" w:w="876"/>
+            <w:vAlign w:val="center"/>
+          </w:tcPr>
+          <w:p>
+            <w:pPr>
+              <w:spacing w:after="0" w:line="252"/>
+            </w:pPr>
+            <w:r>
+              <w:rPr>
+                <w:sz w:val="18"/>
+                <w:szCs w:val="18"/>
+              </w:rPr>
+              <w:t xml:space="preserve">Permissions</w:t>
+            </w:r>
+          </w:p>
+        </w:tc>
+        <w:tc>
+          <w:tcPr>
+            <w:tcW w:type="dxa" w:w="3749"/>
+            <w:vAlign w:val="center"/>
+          </w:tcPr>
+          <w:p>
+            <w:pPr>
+              <w:spacing w:after="0" w:line="252"/>
+            </w:pPr>
+            <w:r>
+              <w:rPr>
+                <w:sz w:val="18"/>
+                <w:szCs w:val="18"/>
+              </w:rPr>
+              <w:t xml:space="preserve">As </w:t>
+            </w:r>
+            <w:r>
+              <w:rPr>
+                <w:rFonts w:ascii="Consolas" w:cs="Consolas" w:eastAsia="Consolas" w:hAnsi="Consolas"/>
+                <w:color w:val="0A4520"/>
+                <w:sz w:val="16"/>
+                <w:szCs w:val="16"/>
+                <w:shd w:fill="EEF2EF" w:color="auto" w:val="clear"/>
+              </w:rPr>
+              <w:t xml:space="preserve">viewer@nwrmp.test</w:t>
+            </w:r>
+            <w:r>
+              <w:rPr>
+                <w:sz w:val="18"/>
+                <w:szCs w:val="18"/>
+              </w:rPr>
+              <w:t xml:space="preserve"> and </w:t>
+            </w:r>
+            <w:r>
+              <w:rPr>
+                <w:rFonts w:ascii="Consolas" w:cs="Consolas" w:eastAsia="Consolas" w:hAnsi="Consolas"/>
+                <w:color w:val="0A4520"/>
+                <w:sz w:val="16"/>
+                <w:szCs w:val="16"/>
+                <w:shd w:fill="EEF2EF" w:color="auto" w:val="clear"/>
+              </w:rPr>
+              <w:t xml:space="preserve">coordinator.mj</w:t>
+            </w:r>
+          </w:p>
+        </w:tc>
+        <w:tc>
+          <w:tcPr>
+            <w:tcW w:type="dxa" w:w="4438"/>
+            <w:vAlign w:val="center"/>
+          </w:tcPr>
+          <w:p>
+            <w:pPr>
+              <w:spacing w:after="0" w:line="252"/>
+            </w:pPr>
+            <w:r>
+              <w:rPr>
+                <w:sz w:val="18"/>
+                <w:szCs w:val="18"/>
+              </w:rPr>
+              <w:t xml:space="preserve">No Import data item; the import address answers 403</w:t>
+            </w:r>
+          </w:p>
+        </w:tc>
+      </w:tr>
+    </w:tbl>
+    <w:p>
+      <w:pPr>
+        <w:spacing w:after="60"/>
+      </w:pPr>
+    </w:p>
+    <w:p>
+      <w:r>
+        <w:rPr>
+          <w:sz w:val="21"/>
+          <w:szCs w:val="21"/>
+        </w:rPr>
+        <w:t xml:space="preserve">On a test installation, the full import with </w:t>
+      </w:r>
+      <w:r>
+        <w:rPr>
+          <w:b/>
+          <w:bCs/>
+          <w:sz w:val="21"/>
+          <w:szCs w:val="21"/>
+        </w:rPr>
+        <w:t xml:space="preserve">Remove the sample records first</w:t>
+      </w:r>
+      <w:r>
+        <w:rPr>
+          <w:sz w:val="21"/>
+          <w:szCs w:val="21"/>
+        </w:rPr>
+        <w:t xml:space="preserve"> can also be tried; afterwards reload the sample with </w:t>
+      </w:r>
+      <w:r>
+        <w:rPr>
+          <w:rFonts w:ascii="Consolas" w:cs="Consolas" w:eastAsia="Consolas" w:hAnsi="Consolas"/>
+          <w:color w:val="0A4520"/>
+          <w:sz w:val="19"/>
+          <w:szCs w:val="19"/>
+          <w:shd w:fill="EEF2EF" w:color="auto" w:val="clear"/>
+        </w:rPr>
+        <w:t xml:space="preserve">docker compose exec api node dist/cli.js seed --reset</w:t>
+      </w:r>
+      <w:r>
+        <w:rPr>
+          <w:sz w:val="21"/>
+          <w:szCs w:val="21"/>
+        </w:rPr>
+        <w:t xml:space="preserve">.</w:t>
+      </w:r>
+    </w:p>
+    <w:p>
+      <w:pPr>
+        <w:pStyle w:val="Heading2"/>
+        <w:keepNext/>
+      </w:pPr>
+      <w:bookmarkStart w:name="sec_9_7" w:id="24"/>
+      <w:r>
+        <w:t xml:space="preserve">9.7 Operations</w:t>
+      </w:r>
+      <w:bookmarkEnd w:id="24"/>
     </w:p>
     <w:tbl>
       <w:tblPr>
@@ -13018,11 +13912,11 @@
         <w:keepNext/>
         <w:pageBreakBefore/>
       </w:pPr>
-      <w:bookmarkStart w:name="sec_9_7" w:id="24"/>
-      <w:r>
-        <w:t xml:space="preserve">9.7 Sign-off</w:t>
-      </w:r>
-      <w:bookmarkEnd w:id="24"/>
+      <w:bookmarkStart w:name="sec_9_8" w:id="25"/>
+      <w:r>
+        <w:t xml:space="preserve">9.8 Sign-off</w:t>
+      </w:r>
+      <w:bookmarkEnd w:id="25"/>
     </w:p>
     <w:tbl>
       <w:tblPr>
@@ -13461,7 +14355,7 @@
                 <w:sz w:val="18"/>
                 <w:szCs w:val="18"/>
               </w:rPr>
-              <w:t xml:space="preserve">9.6 Operations O1–O6</w:t>
+              <w:t xml:space="preserve">9.6 Reports and import R1–R4, I1–I3</w:t>
             </w:r>
           </w:p>
         </w:tc>
@@ -13522,7 +14416,7 @@
                 <w:sz w:val="18"/>
                 <w:szCs w:val="18"/>
               </w:rPr>
-              <w:t xml:space="preserve">Site address and mode (HTTP / HTTPS)</w:t>
+              <w:t xml:space="preserve">9.7 Operations O1–O6</w:t>
             </w:r>
           </w:p>
         </w:tc>
@@ -13581,7 +14475,7 @@
                 <w:sz w:val="18"/>
                 <w:szCs w:val="18"/>
               </w:rPr>
-              <w:t xml:space="preserve">Commit / version deployed</w:t>
+              <w:t xml:space="preserve">Site address and mode (HTTP / HTTPS)</w:t>
             </w:r>
           </w:p>
         </w:tc>
@@ -13613,6 +14507,64 @@
           <w:tcPr>
             <w:tcW w:type="dxa" w:w="1950"/>
             <w:shd w:fill="F7F9F8" w:color="auto" w:val="clear"/>
+            <w:vAlign w:val="center"/>
+          </w:tcPr>
+          <w:p>
+            <w:pPr>
+              <w:spacing w:after="0" w:line="252"/>
+            </w:pPr>
+          </w:p>
+        </w:tc>
+      </w:tr>
+      <w:tr>
+        <w:trPr>
+          <w:cantSplit/>
+          <w:tblHeader w:val="off"/>
+          <w:trHeight w:val="560" w:hRule="atLeast"/>
+        </w:trPr>
+        <w:tc>
+          <w:tcPr>
+            <w:tcW w:type="dxa" w:w="2631"/>
+            <w:vAlign w:val="center"/>
+          </w:tcPr>
+          <w:p>
+            <w:pPr>
+              <w:spacing w:after="0" w:line="252"/>
+            </w:pPr>
+            <w:r>
+              <w:rPr>
+                <w:sz w:val="18"/>
+                <w:szCs w:val="18"/>
+              </w:rPr>
+              <w:t xml:space="preserve">Commit / version deployed</w:t>
+            </w:r>
+          </w:p>
+        </w:tc>
+        <w:tc>
+          <w:tcPr>
+            <w:tcW w:type="dxa" w:w="1949"/>
+            <w:vAlign w:val="center"/>
+          </w:tcPr>
+          <w:p>
+            <w:pPr>
+              <w:spacing w:after="0" w:line="252"/>
+            </w:pPr>
+          </w:p>
+        </w:tc>
+        <w:tc>
+          <w:tcPr>
+            <w:tcW w:type="dxa" w:w="3216"/>
+            <w:vAlign w:val="center"/>
+          </w:tcPr>
+          <w:p>
+            <w:pPr>
+              <w:spacing w:after="0" w:line="252"/>
+            </w:pPr>
+          </w:p>
+        </w:tc>
+        <w:tc>
+          <w:tcPr>
+            <w:tcW w:type="dxa" w:w="1950"/>
             <w:vAlign w:val="center"/>
           </w:tcPr>
           <w:p>
@@ -13633,22 +14585,22 @@
         <w:pStyle w:val="Heading1"/>
         <w:keepNext/>
       </w:pPr>
-      <w:bookmarkStart w:name="sec_10" w:id="25"/>
+      <w:bookmarkStart w:name="sec_10" w:id="26"/>
       <w:r>
         <w:t xml:space="preserve">10. Operating the service</w:t>
       </w:r>
-      <w:bookmarkEnd w:id="25"/>
+      <w:bookmarkEnd w:id="26"/>
     </w:p>
     <w:p>
       <w:pPr>
         <w:pStyle w:val="Heading2"/>
         <w:keepNext/>
       </w:pPr>
-      <w:bookmarkStart w:name="sec_backups_set_up_before_go_live_" w:id="26"/>
+      <w:bookmarkStart w:name="sec_backups_set_up_before_go_live_" w:id="27"/>
       <w:r>
         <w:t xml:space="preserve">Backups (set up before go-live)</w:t>
       </w:r>
-      <w:bookmarkEnd w:id="26"/>
+      <w:bookmarkEnd w:id="27"/>
     </w:p>
     <w:tbl>
       <w:tblPr>
@@ -13845,11 +14797,11 @@
         <w:pStyle w:val="Heading2"/>
         <w:keepNext/>
       </w:pPr>
-      <w:bookmarkStart w:name="sec_updating_to_a_new_version" w:id="27"/>
+      <w:bookmarkStart w:name="sec_updating_to_a_new_version" w:id="28"/>
       <w:r>
         <w:t xml:space="preserve">Updating to a new version</w:t>
       </w:r>
-      <w:bookmarkEnd w:id="27"/>
+      <w:bookmarkEnd w:id="28"/>
     </w:p>
     <w:tbl>
       <w:tblPr>
@@ -13949,11 +14901,11 @@
         <w:pStyle w:val="Heading2"/>
         <w:keepNext/>
       </w:pPr>
-      <w:bookmarkStart w:name="sec_useful_commands" w:id="28"/>
+      <w:bookmarkStart w:name="sec_useful_commands" w:id="29"/>
       <w:r>
         <w:t xml:space="preserve">Useful commands</w:t>
       </w:r>
-      <w:bookmarkEnd w:id="28"/>
+      <w:bookmarkEnd w:id="29"/>
     </w:p>
     <w:tbl>
       <w:tblPr>
@@ -14584,11 +15536,11 @@
         <w:pStyle w:val="Heading2"/>
         <w:keepNext/>
       </w:pPr>
-      <w:bookmarkStart w:name="sec_monitoring" w:id="29"/>
+      <w:bookmarkStart w:name="sec_monitoring" w:id="30"/>
       <w:r>
         <w:t xml:space="preserve">Monitoring</w:t>
       </w:r>
-      <w:bookmarkEnd w:id="29"/>
+      <w:bookmarkEnd w:id="30"/>
     </w:p>
     <w:p>
       <w:r>
@@ -14672,11 +15624,11 @@
         <w:pStyle w:val="Heading2"/>
         <w:keepNext/>
       </w:pPr>
-      <w:bookmarkStart w:name="sec_changing_the_database_password" w:id="30"/>
+      <w:bookmarkStart w:name="sec_changing_the_database_password" w:id="31"/>
       <w:r>
         <w:t xml:space="preserve">Changing the database password later</w:t>
       </w:r>
-      <w:bookmarkEnd w:id="30"/>
+      <w:bookmarkEnd w:id="31"/>
     </w:p>
     <w:tbl>
       <w:tblPr>
@@ -14763,11 +15715,11 @@
         <w:pStyle w:val="Heading1"/>
         <w:keepNext/>
       </w:pPr>
-      <w:bookmarkStart w:name="sec_11" w:id="31"/>
+      <w:bookmarkStart w:name="sec_11" w:id="32"/>
       <w:r>
         <w:t xml:space="preserve">11. Moving to HTTPS or a domain name later</w:t>
       </w:r>
-      <w:bookmarkEnd w:id="31"/>
+      <w:bookmarkEnd w:id="32"/>
     </w:p>
     <w:p>
       <w:pPr>
@@ -15491,11 +16443,11 @@
         <w:pStyle w:val="Heading1"/>
         <w:keepNext/>
       </w:pPr>
-      <w:bookmarkStart w:name="sec_12" w:id="32"/>
+      <w:bookmarkStart w:name="sec_12" w:id="33"/>
       <w:r>
         <w:t xml:space="preserve">12. Troubleshooting</w:t>
       </w:r>
-      <w:bookmarkEnd w:id="32"/>
+      <w:bookmarkEnd w:id="33"/>
     </w:p>
     <w:tbl>
       <w:tblPr>
@@ -16867,11 +17819,11 @@
         <w:pStyle w:val="Heading1"/>
         <w:keepNext/>
       </w:pPr>
-      <w:bookmarkStart w:name="sec_13" w:id="33"/>
+      <w:bookmarkStart w:name="sec_13" w:id="34"/>
       <w:r>
         <w:t xml:space="preserve">13. Security checklist before go-live</w:t>
       </w:r>
-      <w:bookmarkEnd w:id="33"/>
+      <w:bookmarkEnd w:id="34"/>
     </w:p>
     <w:p>
       <w:pPr>
@@ -17136,22 +18088,22 @@
         <w:pStyle w:val="Heading1"/>
         <w:keepNext/>
       </w:pPr>
-      <w:bookmarkStart w:name="sec_14" w:id="34"/>
+      <w:bookmarkStart w:name="sec_14" w:id="35"/>
       <w:r>
         <w:t xml:space="preserve">14. Reference</w:t>
       </w:r>
-      <w:bookmarkEnd w:id="34"/>
+      <w:bookmarkEnd w:id="35"/>
     </w:p>
     <w:p>
       <w:pPr>
         <w:pStyle w:val="Heading2"/>
         <w:keepNext/>
       </w:pPr>
-      <w:bookmarkStart w:name="sec_settings_deploy_env_" w:id="35"/>
+      <w:bookmarkStart w:name="sec_settings_deploy_env_" w:id="36"/>
       <w:r>
         <w:t xml:space="preserve">Settings (deploy/.env)</w:t>
       </w:r>
-      <w:bookmarkEnd w:id="35"/>
+      <w:bookmarkEnd w:id="36"/>
     </w:p>
     <w:tbl>
       <w:tblPr>
@@ -18133,11 +19085,11 @@
         <w:pStyle w:val="Heading2"/>
         <w:keepNext/>
       </w:pPr>
-      <w:bookmarkStart w:name="sec_files_on_the_server" w:id="36"/>
+      <w:bookmarkStart w:name="sec_files_on_the_server" w:id="37"/>
       <w:r>
         <w:t xml:space="preserve">Files on the server</w:t>
       </w:r>
-      <w:bookmarkEnd w:id="36"/>
+      <w:bookmarkEnd w:id="37"/>
     </w:p>
     <w:tbl>
       <w:tblPr>
@@ -18557,11 +19509,11 @@
         <w:pStyle w:val="Heading2"/>
         <w:keepNext/>
       </w:pPr>
-      <w:bookmarkStart w:name="sec_administration_commands_docker" w:id="37"/>
+      <w:bookmarkStart w:name="sec_administration_commands_docker" w:id="38"/>
       <w:r>
         <w:t xml:space="preserve">Administration commands (docker compose exec api node dist/cli.js …)</w:t>
       </w:r>
-      <w:bookmarkEnd w:id="37"/>
+      <w:bookmarkEnd w:id="38"/>
     </w:p>
     <w:tbl>
       <w:tblPr>
@@ -18922,11 +19874,11 @@
         <w:pStyle w:val="Heading2"/>
         <w:keepNext/>
       </w:pPr>
-      <w:bookmarkStart w:name="sec_scripts_deploy_scripts_" w:id="38"/>
+      <w:bookmarkStart w:name="sec_scripts_deploy_scripts_" w:id="39"/>
       <w:r>
         <w:t xml:space="preserve">Scripts (deploy/scripts/)</w:t>
       </w:r>
-      <w:bookmarkEnd w:id="38"/>
+      <w:bookmarkEnd w:id="39"/>
     </w:p>
     <w:tbl>
       <w:tblPr>
@@ -19345,7 +20297,7 @@
         <w:sz w:val="16"/>
         <w:szCs w:val="16"/>
       </w:rPr>
-      <w:t xml:space="preserve">Version 1.2 · 20 October 2026</w:t>
+      <w:t xml:space="preserve">Version 1.3 · 20 October 2026</w:t>
     </w:r>
     <w:r>
       <w:rPr>
